--- a/Project-2.docx
+++ b/Project-2.docx
@@ -26,17 +26,3347 @@
     </w:p>
     <w:p>
       <w:pPr>
-        <w:pStyle w:val="ListParagraph"/>
+        <w:rPr>
+          <w:b/>
+          <w:bCs/>
+          <w:sz w:val="28"/>
+          <w:szCs w:val="28"/>
+        </w:rPr>
+      </w:pPr>
+      <w:r>
+        <w:rPr>
+          <w:b/>
+          <w:bCs/>
+          <w:sz w:val="28"/>
+          <w:szCs w:val="28"/>
+        </w:rPr>
+        <w:t>1. Introduction</w:t>
+      </w:r>
+    </w:p>
+    <w:p>
+      <w:pPr>
+        <w:rPr>
+          <w:b/>
+          <w:bCs/>
+          <w:sz w:val="28"/>
+          <w:szCs w:val="28"/>
+        </w:rPr>
+      </w:pPr>
+      <w:r>
+        <w:rPr>
+          <w:b/>
+          <w:bCs/>
+          <w:sz w:val="28"/>
+          <w:szCs w:val="28"/>
+        </w:rPr>
+        <w:t>A mutual fund is an investment scheme that collects money from many investors and invests it in assets such as shares, bonds and other securities. The money is managed by professional fund managers who make investment decisions according to the fund's objectives.</w:t>
+      </w:r>
+    </w:p>
+    <w:p>
+      <w:pPr>
+        <w:rPr>
+          <w:b/>
+          <w:bCs/>
+          <w:sz w:val="28"/>
+          <w:szCs w:val="28"/>
+        </w:rPr>
+      </w:pPr>
+      <w:r>
+        <w:rPr>
+          <w:b/>
+          <w:bCs/>
+          <w:sz w:val="28"/>
+          <w:szCs w:val="28"/>
+        </w:rPr>
+        <w:t>I selected three mutual funds for this project to understand how different investment strategies affect returns and risk. The funds selected are UTI Nifty 50 Index Fund, Parag Parikh Flexi Cap Fund and HDFC Mid Cap Fund.</w:t>
+      </w:r>
+    </w:p>
+    <w:p>
+      <w:pPr>
+        <w:rPr>
+          <w:b/>
+          <w:bCs/>
+          <w:sz w:val="28"/>
+          <w:szCs w:val="28"/>
+        </w:rPr>
+      </w:pPr>
+      <w:r>
+        <w:rPr>
+          <w:b/>
+          <w:bCs/>
+          <w:sz w:val="28"/>
+          <w:szCs w:val="28"/>
+        </w:rPr>
+        <w:t>The purpose of this study is not just to identify the fund with the highest return, but also to understand whether its risk level makes it suitable for different investors.</w:t>
+      </w:r>
+    </w:p>
+    <w:p>
+      <w:pPr>
+        <w:rPr>
+          <w:b/>
+          <w:bCs/>
+          <w:sz w:val="28"/>
+          <w:szCs w:val="28"/>
+        </w:rPr>
+      </w:pPr>
+      <w:r>
+        <w:rPr>
+          <w:b/>
+          <w:bCs/>
+          <w:sz w:val="28"/>
+          <w:szCs w:val="28"/>
+        </w:rPr>
+        <w:t>2. Objectives of the study</w:t>
+      </w:r>
+    </w:p>
+    <w:p>
+      <w:pPr>
         <w:numPr>
           <w:ilvl w:val="0"/>
-          <w:numId w:val="1"/>
+          <w:numId w:val="2"/>
         </w:numPr>
         <w:rPr>
           <w:b/>
           <w:bCs/>
-          <w:sz w:val="40"/>
-          <w:szCs w:val="40"/>
-          <w:lang w:val="en-US"/>
+          <w:sz w:val="28"/>
+          <w:szCs w:val="28"/>
+        </w:rPr>
+      </w:pPr>
+      <w:r>
+        <w:rPr>
+          <w:b/>
+          <w:bCs/>
+          <w:sz w:val="28"/>
+          <w:szCs w:val="28"/>
+        </w:rPr>
+        <w:t>To compare three mutual funds based on their type and fund manager.</w:t>
+      </w:r>
+    </w:p>
+    <w:p>
+      <w:pPr>
+        <w:numPr>
+          <w:ilvl w:val="0"/>
+          <w:numId w:val="2"/>
+        </w:numPr>
+        <w:rPr>
+          <w:b/>
+          <w:bCs/>
+          <w:sz w:val="28"/>
+          <w:szCs w:val="28"/>
+        </w:rPr>
+      </w:pPr>
+      <w:r>
+        <w:rPr>
+          <w:b/>
+          <w:bCs/>
+          <w:sz w:val="28"/>
+          <w:szCs w:val="28"/>
+        </w:rPr>
+        <w:t>To study their one-year and three-year returns.</w:t>
+      </w:r>
+    </w:p>
+    <w:p>
+      <w:pPr>
+        <w:numPr>
+          <w:ilvl w:val="0"/>
+          <w:numId w:val="2"/>
+        </w:numPr>
+        <w:rPr>
+          <w:b/>
+          <w:bCs/>
+          <w:sz w:val="28"/>
+          <w:szCs w:val="28"/>
+        </w:rPr>
+      </w:pPr>
+      <w:r>
+        <w:rPr>
+          <w:b/>
+          <w:bCs/>
+          <w:sz w:val="28"/>
+          <w:szCs w:val="28"/>
+        </w:rPr>
+        <w:t>To understand the differences in their risk levels.</w:t>
+      </w:r>
+    </w:p>
+    <w:p>
+      <w:pPr>
+        <w:numPr>
+          <w:ilvl w:val="0"/>
+          <w:numId w:val="2"/>
+        </w:numPr>
+        <w:rPr>
+          <w:b/>
+          <w:bCs/>
+          <w:sz w:val="28"/>
+          <w:szCs w:val="28"/>
+        </w:rPr>
+      </w:pPr>
+      <w:r>
+        <w:rPr>
+          <w:b/>
+          <w:bCs/>
+          <w:sz w:val="28"/>
+          <w:szCs w:val="28"/>
+        </w:rPr>
+        <w:t>To compare their performance using statistical calculations.</w:t>
+      </w:r>
+    </w:p>
+    <w:p>
+      <w:pPr>
+        <w:numPr>
+          <w:ilvl w:val="0"/>
+          <w:numId w:val="2"/>
+        </w:numPr>
+        <w:rPr>
+          <w:b/>
+          <w:bCs/>
+          <w:sz w:val="28"/>
+          <w:szCs w:val="28"/>
+        </w:rPr>
+      </w:pPr>
+      <w:r>
+        <w:rPr>
+          <w:b/>
+          <w:bCs/>
+          <w:sz w:val="28"/>
+          <w:szCs w:val="28"/>
+        </w:rPr>
+        <w:t>To identify which fund appears most suitable under a clearly stated investment objective.</w:t>
+      </w:r>
+    </w:p>
+    <w:p>
+      <w:pPr>
+        <w:rPr>
+          <w:b/>
+          <w:bCs/>
+          <w:sz w:val="28"/>
+          <w:szCs w:val="28"/>
+        </w:rPr>
+      </w:pPr>
+      <w:r>
+        <w:rPr>
+          <w:b/>
+          <w:bCs/>
+          <w:sz w:val="28"/>
+          <w:szCs w:val="28"/>
+        </w:rPr>
+        <w:t>3. Profile of the selected mutual funds</w:t>
+      </w:r>
+    </w:p>
+    <w:p>
+      <w:pPr>
+        <w:rPr>
+          <w:b/>
+          <w:bCs/>
+          <w:sz w:val="28"/>
+          <w:szCs w:val="28"/>
+        </w:rPr>
+      </w:pPr>
+      <w:r>
+        <w:rPr>
+          <w:b/>
+          <w:bCs/>
+          <w:sz w:val="28"/>
+          <w:szCs w:val="28"/>
+        </w:rPr>
+        <w:lastRenderedPageBreak/>
+        <w:drawing>
+          <wp:inline distT="0" distB="0" distL="0" distR="0" wp14:anchorId="58DED0BF" wp14:editId="4211A2F1">
+            <wp:extent cx="5731510" cy="3223895"/>
+            <wp:effectExtent l="0" t="0" r="2540" b="0"/>
+            <wp:docPr id="1110888155" name="Picture 24" descr="UTI Nifty 50 Index Fund : निवेशकों की पहली पसंद बना भरोसेमंद इंडेक्स फंड"/>
+            <wp:cNvGraphicFramePr>
+              <a:graphicFrameLocks xmlns:a="http://schemas.openxmlformats.org/drawingml/2006/main" noChangeAspect="1"/>
+            </wp:cNvGraphicFramePr>
+            <a:graphic xmlns:a="http://schemas.openxmlformats.org/drawingml/2006/main">
+              <a:graphicData uri="http://schemas.openxmlformats.org/drawingml/2006/picture">
+                <pic:pic xmlns:pic="http://schemas.openxmlformats.org/drawingml/2006/picture">
+                  <pic:nvPicPr>
+                    <pic:cNvPr id="0" name="Picture 101" descr="UTI Nifty 50 Index Fund : निवेशकों की पहली पसंद बना भरोसेमंद इंडेक्स फंड"/>
+                    <pic:cNvPicPr>
+                      <a:picLocks noChangeAspect="1" noChangeArrowheads="1"/>
+                    </pic:cNvPicPr>
+                  </pic:nvPicPr>
+                  <pic:blipFill>
+                    <a:blip r:embed="rId5">
+                      <a:extLst>
+                        <a:ext uri="{28A0092B-C50C-407E-A947-70E740481C1C}">
+                          <a14:useLocalDpi xmlns:a14="http://schemas.microsoft.com/office/drawing/2010/main" val="0"/>
+                        </a:ext>
+                      </a:extLst>
+                    </a:blip>
+                    <a:srcRect/>
+                    <a:stretch>
+                      <a:fillRect/>
+                    </a:stretch>
+                  </pic:blipFill>
+                  <pic:spPr bwMode="auto">
+                    <a:xfrm>
+                      <a:off x="0" y="0"/>
+                      <a:ext cx="5731510" cy="3223895"/>
+                    </a:xfrm>
+                    <a:prstGeom prst="rect">
+                      <a:avLst/>
+                    </a:prstGeom>
+                    <a:noFill/>
+                    <a:ln>
+                      <a:noFill/>
+                    </a:ln>
+                  </pic:spPr>
+                </pic:pic>
+              </a:graphicData>
+            </a:graphic>
+          </wp:inline>
+        </w:drawing>
+      </w:r>
+    </w:p>
+    <w:p>
+      <w:pPr>
+        <w:rPr>
+          <w:b/>
+          <w:bCs/>
+          <w:sz w:val="28"/>
+          <w:szCs w:val="28"/>
+        </w:rPr>
+      </w:pPr>
+      <w:r>
+        <w:rPr>
+          <w:b/>
+          <w:bCs/>
+          <w:sz w:val="28"/>
+          <w:szCs w:val="28"/>
+        </w:rPr>
+        <w:t>1. UTI Nifty 50 Index Fund</w:t>
+      </w:r>
+    </w:p>
+    <w:p>
+      <w:pPr>
+        <w:numPr>
+          <w:ilvl w:val="0"/>
+          <w:numId w:val="3"/>
+        </w:numPr>
+        <w:rPr>
+          <w:b/>
+          <w:bCs/>
+          <w:sz w:val="28"/>
+          <w:szCs w:val="28"/>
+        </w:rPr>
+      </w:pPr>
+      <w:r>
+        <w:rPr>
+          <w:b/>
+          <w:bCs/>
+          <w:sz w:val="28"/>
+          <w:szCs w:val="28"/>
+        </w:rPr>
+        <w:t>Fund type: Passive equity index fund.</w:t>
+      </w:r>
+    </w:p>
+    <w:p>
+      <w:pPr>
+        <w:numPr>
+          <w:ilvl w:val="0"/>
+          <w:numId w:val="3"/>
+        </w:numPr>
+        <w:rPr>
+          <w:b/>
+          <w:bCs/>
+          <w:sz w:val="28"/>
+          <w:szCs w:val="28"/>
+        </w:rPr>
+      </w:pPr>
+      <w:r>
+        <w:rPr>
+          <w:b/>
+          <w:bCs/>
+          <w:sz w:val="28"/>
+          <w:szCs w:val="28"/>
+        </w:rPr>
+        <w:t>Management approach: Tracks the Nifty 50 Index.</w:t>
+      </w:r>
+    </w:p>
+    <w:p>
+      <w:pPr>
+        <w:numPr>
+          <w:ilvl w:val="0"/>
+          <w:numId w:val="3"/>
+        </w:numPr>
+        <w:rPr>
+          <w:b/>
+          <w:bCs/>
+          <w:sz w:val="28"/>
+          <w:szCs w:val="28"/>
+        </w:rPr>
+      </w:pPr>
+      <w:r>
+        <w:rPr>
+          <w:b/>
+          <w:bCs/>
+          <w:sz w:val="28"/>
+          <w:szCs w:val="28"/>
+        </w:rPr>
+        <w:t>Fund manager: The named manager can vary by scheme and date; verify the current factsheet.</w:t>
+      </w:r>
+    </w:p>
+    <w:p>
+      <w:pPr>
+        <w:numPr>
+          <w:ilvl w:val="0"/>
+          <w:numId w:val="3"/>
+        </w:numPr>
+        <w:rPr>
+          <w:b/>
+          <w:bCs/>
+          <w:sz w:val="28"/>
+          <w:szCs w:val="28"/>
+        </w:rPr>
+      </w:pPr>
+      <w:r>
+        <w:rPr>
+          <w:b/>
+          <w:bCs/>
+          <w:sz w:val="28"/>
+          <w:szCs w:val="28"/>
+        </w:rPr>
+        <w:t>Risk level: Very High, as classified for equity-oriented schemes.</w:t>
+      </w:r>
+    </w:p>
+    <w:p>
+      <w:pPr>
+        <w:numPr>
+          <w:ilvl w:val="0"/>
+          <w:numId w:val="3"/>
+        </w:numPr>
+        <w:rPr>
+          <w:b/>
+          <w:bCs/>
+          <w:sz w:val="28"/>
+          <w:szCs w:val="28"/>
+        </w:rPr>
+      </w:pPr>
+      <w:r>
+        <w:rPr>
+          <w:b/>
+          <w:bCs/>
+          <w:sz w:val="28"/>
+          <w:szCs w:val="28"/>
+        </w:rPr>
+        <w:t>Main feature: Provides exposure to 50 major Indian companies without relying on a manager to select stocks actively.</w:t>
+      </w:r>
+    </w:p>
+    <w:p>
+      <w:pPr>
+        <w:rPr>
+          <w:b/>
+          <w:bCs/>
+          <w:sz w:val="28"/>
+          <w:szCs w:val="28"/>
+        </w:rPr>
+      </w:pPr>
+      <w:r>
+        <w:rPr>
+          <w:b/>
+          <w:bCs/>
+          <w:sz w:val="28"/>
+          <w:szCs w:val="28"/>
+        </w:rPr>
+        <w:lastRenderedPageBreak/>
+        <w:drawing>
+          <wp:inline distT="0" distB="0" distL="0" distR="0" wp14:anchorId="76FB0A0C" wp14:editId="0880D7F6">
+            <wp:extent cx="5731510" cy="4297680"/>
+            <wp:effectExtent l="0" t="0" r="2540" b="7620"/>
+            <wp:docPr id="540481260" name="Picture 23" descr="Parag Parikh Flexi Cap Fund acquires 31 lakh HDFC Bank shares, boosting stake to 8% - The Economic Times"/>
+            <wp:cNvGraphicFramePr>
+              <a:graphicFrameLocks xmlns:a="http://schemas.openxmlformats.org/drawingml/2006/main" noChangeAspect="1"/>
+            </wp:cNvGraphicFramePr>
+            <a:graphic xmlns:a="http://schemas.openxmlformats.org/drawingml/2006/main">
+              <a:graphicData uri="http://schemas.openxmlformats.org/drawingml/2006/picture">
+                <pic:pic xmlns:pic="http://schemas.openxmlformats.org/drawingml/2006/picture">
+                  <pic:nvPicPr>
+                    <pic:cNvPr id="0" name="Picture 102" descr="Parag Parikh Flexi Cap Fund acquires 31 lakh HDFC Bank shares, boosting stake to 8% - The Economic Times"/>
+                    <pic:cNvPicPr>
+                      <a:picLocks noChangeAspect="1" noChangeArrowheads="1"/>
+                    </pic:cNvPicPr>
+                  </pic:nvPicPr>
+                  <pic:blipFill>
+                    <a:blip r:embed="rId6">
+                      <a:extLst>
+                        <a:ext uri="{28A0092B-C50C-407E-A947-70E740481C1C}">
+                          <a14:useLocalDpi xmlns:a14="http://schemas.microsoft.com/office/drawing/2010/main" val="0"/>
+                        </a:ext>
+                      </a:extLst>
+                    </a:blip>
+                    <a:srcRect/>
+                    <a:stretch>
+                      <a:fillRect/>
+                    </a:stretch>
+                  </pic:blipFill>
+                  <pic:spPr bwMode="auto">
+                    <a:xfrm>
+                      <a:off x="0" y="0"/>
+                      <a:ext cx="5731510" cy="4297680"/>
+                    </a:xfrm>
+                    <a:prstGeom prst="rect">
+                      <a:avLst/>
+                    </a:prstGeom>
+                    <a:noFill/>
+                    <a:ln>
+                      <a:noFill/>
+                    </a:ln>
+                  </pic:spPr>
+                </pic:pic>
+              </a:graphicData>
+            </a:graphic>
+          </wp:inline>
+        </w:drawing>
+      </w:r>
+    </w:p>
+    <w:p>
+      <w:pPr>
+        <w:rPr>
+          <w:b/>
+          <w:bCs/>
+          <w:sz w:val="28"/>
+          <w:szCs w:val="28"/>
+        </w:rPr>
+      </w:pPr>
+      <w:r>
+        <w:rPr>
+          <w:b/>
+          <w:bCs/>
+          <w:sz w:val="28"/>
+          <w:szCs w:val="28"/>
+        </w:rPr>
+        <w:t>2. Parag Parikh Flexi Cap Fund</w:t>
+      </w:r>
+    </w:p>
+    <w:p>
+      <w:pPr>
+        <w:numPr>
+          <w:ilvl w:val="0"/>
+          <w:numId w:val="4"/>
+        </w:numPr>
+        <w:rPr>
+          <w:b/>
+          <w:bCs/>
+          <w:sz w:val="28"/>
+          <w:szCs w:val="28"/>
+        </w:rPr>
+      </w:pPr>
+      <w:r>
+        <w:rPr>
+          <w:b/>
+          <w:bCs/>
+          <w:sz w:val="28"/>
+          <w:szCs w:val="28"/>
+        </w:rPr>
+        <w:t>Fund type: Actively managed flexi-cap equity fund.</w:t>
+      </w:r>
+    </w:p>
+    <w:p>
+      <w:pPr>
+        <w:numPr>
+          <w:ilvl w:val="0"/>
+          <w:numId w:val="4"/>
+        </w:numPr>
+        <w:rPr>
+          <w:b/>
+          <w:bCs/>
+          <w:sz w:val="28"/>
+          <w:szCs w:val="28"/>
+        </w:rPr>
+      </w:pPr>
+      <w:r>
+        <w:rPr>
+          <w:b/>
+          <w:bCs/>
+          <w:sz w:val="28"/>
+          <w:szCs w:val="28"/>
+        </w:rPr>
+        <w:t>Management approach: Invests across large-, mid- and small-cap companies, subject to its investment mandate.</w:t>
+      </w:r>
+    </w:p>
+    <w:p>
+      <w:pPr>
+        <w:numPr>
+          <w:ilvl w:val="0"/>
+          <w:numId w:val="4"/>
+        </w:numPr>
+        <w:rPr>
+          <w:b/>
+          <w:bCs/>
+          <w:sz w:val="28"/>
+          <w:szCs w:val="28"/>
+        </w:rPr>
+      </w:pPr>
+      <w:r>
+        <w:rPr>
+          <w:b/>
+          <w:bCs/>
+          <w:sz w:val="28"/>
+          <w:szCs w:val="28"/>
+        </w:rPr>
+        <w:t>Fund manager: Verify the current scheme factsheet for the named manager or management team.</w:t>
+      </w:r>
+    </w:p>
+    <w:p>
+      <w:pPr>
+        <w:numPr>
+          <w:ilvl w:val="0"/>
+          <w:numId w:val="4"/>
+        </w:numPr>
+        <w:rPr>
+          <w:b/>
+          <w:bCs/>
+          <w:sz w:val="28"/>
+          <w:szCs w:val="28"/>
+        </w:rPr>
+      </w:pPr>
+      <w:r>
+        <w:rPr>
+          <w:b/>
+          <w:bCs/>
+          <w:sz w:val="28"/>
+          <w:szCs w:val="28"/>
+        </w:rPr>
+        <w:t>Risk level: Very High.</w:t>
+      </w:r>
+    </w:p>
+    <w:p>
+      <w:pPr>
+        <w:numPr>
+          <w:ilvl w:val="0"/>
+          <w:numId w:val="4"/>
+        </w:numPr>
+        <w:rPr>
+          <w:b/>
+          <w:bCs/>
+          <w:sz w:val="28"/>
+          <w:szCs w:val="28"/>
+        </w:rPr>
+      </w:pPr>
+      <w:r>
+        <w:rPr>
+          <w:b/>
+          <w:bCs/>
+          <w:sz w:val="28"/>
+          <w:szCs w:val="28"/>
+        </w:rPr>
+        <w:t>Main feature: Offers flexibility to invest across market capitalisations and may follow a different strategy from the benchmark.</w:t>
+      </w:r>
+    </w:p>
+    <w:p>
+      <w:pPr>
+        <w:rPr>
+          <w:b/>
+          <w:bCs/>
+          <w:sz w:val="28"/>
+          <w:szCs w:val="28"/>
+        </w:rPr>
+      </w:pPr>
+      <w:r>
+        <w:rPr>
+          <w:b/>
+          <w:bCs/>
+          <w:sz w:val="28"/>
+          <w:szCs w:val="28"/>
+        </w:rPr>
+        <w:lastRenderedPageBreak/>
+        <w:drawing>
+          <wp:inline distT="0" distB="0" distL="0" distR="0" wp14:anchorId="17BD6653" wp14:editId="73161257">
+            <wp:extent cx="5731510" cy="3225165"/>
+            <wp:effectExtent l="0" t="0" r="2540" b="0"/>
+            <wp:docPr id="557326554" name="Picture 22" descr="- YouTube"/>
+            <wp:cNvGraphicFramePr>
+              <a:graphicFrameLocks xmlns:a="http://schemas.openxmlformats.org/drawingml/2006/main" noChangeAspect="1"/>
+            </wp:cNvGraphicFramePr>
+            <a:graphic xmlns:a="http://schemas.openxmlformats.org/drawingml/2006/main">
+              <a:graphicData uri="http://schemas.openxmlformats.org/drawingml/2006/picture">
+                <pic:pic xmlns:pic="http://schemas.openxmlformats.org/drawingml/2006/picture">
+                  <pic:nvPicPr>
+                    <pic:cNvPr id="0" name="Picture 103" descr="- YouTube"/>
+                    <pic:cNvPicPr>
+                      <a:picLocks noChangeAspect="1" noChangeArrowheads="1"/>
+                    </pic:cNvPicPr>
+                  </pic:nvPicPr>
+                  <pic:blipFill>
+                    <a:blip r:embed="rId7">
+                      <a:extLst>
+                        <a:ext uri="{28A0092B-C50C-407E-A947-70E740481C1C}">
+                          <a14:useLocalDpi xmlns:a14="http://schemas.microsoft.com/office/drawing/2010/main" val="0"/>
+                        </a:ext>
+                      </a:extLst>
+                    </a:blip>
+                    <a:srcRect/>
+                    <a:stretch>
+                      <a:fillRect/>
+                    </a:stretch>
+                  </pic:blipFill>
+                  <pic:spPr bwMode="auto">
+                    <a:xfrm>
+                      <a:off x="0" y="0"/>
+                      <a:ext cx="5731510" cy="3225165"/>
+                    </a:xfrm>
+                    <a:prstGeom prst="rect">
+                      <a:avLst/>
+                    </a:prstGeom>
+                    <a:noFill/>
+                    <a:ln>
+                      <a:noFill/>
+                    </a:ln>
+                  </pic:spPr>
+                </pic:pic>
+              </a:graphicData>
+            </a:graphic>
+          </wp:inline>
+        </w:drawing>
+      </w:r>
+    </w:p>
+    <w:p>
+      <w:pPr>
+        <w:rPr>
+          <w:b/>
+          <w:bCs/>
+          <w:sz w:val="28"/>
+          <w:szCs w:val="28"/>
+        </w:rPr>
+      </w:pPr>
+      <w:r>
+        <w:rPr>
+          <w:b/>
+          <w:bCs/>
+          <w:sz w:val="28"/>
+          <w:szCs w:val="28"/>
+        </w:rPr>
+        <w:t>3. HDFC Mid Cap Fund</w:t>
+      </w:r>
+    </w:p>
+    <w:p>
+      <w:pPr>
+        <w:numPr>
+          <w:ilvl w:val="0"/>
+          <w:numId w:val="5"/>
+        </w:numPr>
+        <w:rPr>
+          <w:b/>
+          <w:bCs/>
+          <w:sz w:val="28"/>
+          <w:szCs w:val="28"/>
+        </w:rPr>
+      </w:pPr>
+      <w:r>
+        <w:rPr>
+          <w:b/>
+          <w:bCs/>
+          <w:sz w:val="28"/>
+          <w:szCs w:val="28"/>
+        </w:rPr>
+        <w:t>Fund type: Actively managed mid-cap equity fund.</w:t>
+      </w:r>
+    </w:p>
+    <w:p>
+      <w:pPr>
+        <w:numPr>
+          <w:ilvl w:val="0"/>
+          <w:numId w:val="5"/>
+        </w:numPr>
+        <w:rPr>
+          <w:b/>
+          <w:bCs/>
+          <w:sz w:val="28"/>
+          <w:szCs w:val="28"/>
+        </w:rPr>
+      </w:pPr>
+      <w:r>
+        <w:rPr>
+          <w:b/>
+          <w:bCs/>
+          <w:sz w:val="28"/>
+          <w:szCs w:val="28"/>
+        </w:rPr>
+        <w:t>Management approach: Primarily invests in mid-sized listed companies.</w:t>
+      </w:r>
+    </w:p>
+    <w:p>
+      <w:pPr>
+        <w:numPr>
+          <w:ilvl w:val="0"/>
+          <w:numId w:val="5"/>
+        </w:numPr>
+        <w:rPr>
+          <w:b/>
+          <w:bCs/>
+          <w:sz w:val="28"/>
+          <w:szCs w:val="28"/>
+        </w:rPr>
+      </w:pPr>
+      <w:r>
+        <w:rPr>
+          <w:b/>
+          <w:bCs/>
+          <w:sz w:val="28"/>
+          <w:szCs w:val="28"/>
+        </w:rPr>
+        <w:t>Fund manager: Verify the current scheme factsheet for the named manager or management team.</w:t>
+      </w:r>
+    </w:p>
+    <w:p>
+      <w:pPr>
+        <w:numPr>
+          <w:ilvl w:val="0"/>
+          <w:numId w:val="5"/>
+        </w:numPr>
+        <w:rPr>
+          <w:b/>
+          <w:bCs/>
+          <w:sz w:val="28"/>
+          <w:szCs w:val="28"/>
+        </w:rPr>
+      </w:pPr>
+      <w:r>
+        <w:rPr>
+          <w:b/>
+          <w:bCs/>
+          <w:sz w:val="28"/>
+          <w:szCs w:val="28"/>
+        </w:rPr>
+        <w:t>Risk level: Very High.</w:t>
+      </w:r>
+    </w:p>
+    <w:p>
+      <w:pPr>
+        <w:numPr>
+          <w:ilvl w:val="0"/>
+          <w:numId w:val="5"/>
+        </w:numPr>
+        <w:rPr>
+          <w:b/>
+          <w:bCs/>
+          <w:sz w:val="28"/>
+          <w:szCs w:val="28"/>
+        </w:rPr>
+      </w:pPr>
+      <w:r>
+        <w:rPr>
+          <w:b/>
+          <w:bCs/>
+          <w:sz w:val="28"/>
+          <w:szCs w:val="28"/>
+        </w:rPr>
+        <w:t>Main feature: Provides exposure to mid-cap companies, which may have substantial growth potential but can experience greater price fluctuations.</w:t>
+      </w:r>
+    </w:p>
+    <w:p>
+      <w:pPr>
+        <w:rPr>
+          <w:b/>
+          <w:bCs/>
+          <w:sz w:val="28"/>
+          <w:szCs w:val="28"/>
+        </w:rPr>
+      </w:pPr>
+      <w:r>
+        <w:rPr>
+          <w:b/>
+          <w:bCs/>
+          <w:sz w:val="28"/>
+          <w:szCs w:val="28"/>
+        </w:rPr>
+        <w:t>4. Statistical comparison of returns</w:t>
+      </w:r>
+    </w:p>
+    <w:p>
+      <w:pPr>
+        <w:rPr>
+          <w:b/>
+          <w:bCs/>
+          <w:sz w:val="28"/>
+          <w:szCs w:val="28"/>
+        </w:rPr>
+      </w:pPr>
+      <w:r>
+        <w:rPr>
+          <w:b/>
+          <w:bCs/>
+          <w:sz w:val="28"/>
+          <w:szCs w:val="28"/>
+        </w:rPr>
+        <w:t>For a fair comparison, the plan (Direct or Regular), option (Growth), return period and reporting date must be the same for all three funds. The figures below illustrate how to present the statistics in a project, using published performance information available from the sources retrieved on 14 October 2026.</w:t>
+      </w:r>
+    </w:p>
+    <w:p>
+      <w:pPr>
+        <w:rPr>
+          <w:b/>
+          <w:bCs/>
+          <w:sz w:val="28"/>
+          <w:szCs w:val="28"/>
+        </w:rPr>
+      </w:pPr>
+      <w:r>
+        <w:rPr>
+          <w:b/>
+          <w:bCs/>
+          <w:sz w:val="28"/>
+          <w:szCs w:val="28"/>
+        </w:rPr>
+        <w:t xml:space="preserve">Important: The published figures below are not a fully matched set of returns. The Parag Parikh figures are from a factsheet dated April 2026, </w:t>
+      </w:r>
+      <w:r>
+        <w:rPr>
+          <w:b/>
+          <w:bCs/>
+          <w:sz w:val="28"/>
+          <w:szCs w:val="28"/>
+        </w:rPr>
+        <w:lastRenderedPageBreak/>
+        <w:t>while the HDFC and UTI figures come from different plan types and reporting dates. Use the current official factsheets to complete a same-date comparison before submitting.</w:t>
+      </w:r>
+    </w:p>
+    <w:tbl>
+      <w:tblPr>
+        <w:tblW w:w="0" w:type="auto"/>
+        <w:tblCellSpacing w:w="15" w:type="dxa"/>
+        <w:tblCellMar>
+          <w:top w:w="15" w:type="dxa"/>
+          <w:left w:w="15" w:type="dxa"/>
+          <w:bottom w:w="15" w:type="dxa"/>
+          <w:right w:w="15" w:type="dxa"/>
+        </w:tblCellMar>
+        <w:tblLook w:val="04A0" w:firstRow="1" w:lastRow="0" w:firstColumn="1" w:lastColumn="0" w:noHBand="0" w:noVBand="1"/>
+      </w:tblPr>
+      <w:tblGrid>
+        <w:gridCol w:w="2343"/>
+        <w:gridCol w:w="2464"/>
+        <w:gridCol w:w="2132"/>
+        <w:gridCol w:w="2087"/>
+      </w:tblGrid>
+      <w:tr>
+        <w:trPr>
+          <w:tblCellSpacing w:w="15" w:type="dxa"/>
+        </w:trPr>
+        <w:tc>
+          <w:tcPr>
+            <w:tcW w:w="0" w:type="auto"/>
+            <w:vAlign w:val="center"/>
+            <w:hideMark/>
+          </w:tcPr>
+          <w:p>
+            <w:pPr>
+              <w:rPr>
+                <w:b/>
+                <w:bCs/>
+                <w:sz w:val="28"/>
+                <w:szCs w:val="28"/>
+              </w:rPr>
+            </w:pPr>
+            <w:r>
+              <w:rPr>
+                <w:b/>
+                <w:bCs/>
+                <w:sz w:val="28"/>
+                <w:szCs w:val="28"/>
+              </w:rPr>
+              <w:t>Parameter</w:t>
+            </w:r>
+          </w:p>
+        </w:tc>
+        <w:tc>
+          <w:tcPr>
+            <w:tcW w:w="0" w:type="auto"/>
+            <w:vAlign w:val="center"/>
+            <w:hideMark/>
+          </w:tcPr>
+          <w:p>
+            <w:pPr>
+              <w:rPr>
+                <w:b/>
+                <w:bCs/>
+                <w:sz w:val="28"/>
+                <w:szCs w:val="28"/>
+              </w:rPr>
+            </w:pPr>
+            <w:r>
+              <w:rPr>
+                <w:b/>
+                <w:bCs/>
+                <w:sz w:val="28"/>
+                <w:szCs w:val="28"/>
+              </w:rPr>
+              <w:t>UTI Nifty 50 Index Fund</w:t>
+            </w:r>
+          </w:p>
+        </w:tc>
+        <w:tc>
+          <w:tcPr>
+            <w:tcW w:w="0" w:type="auto"/>
+            <w:vAlign w:val="center"/>
+            <w:hideMark/>
+          </w:tcPr>
+          <w:p>
+            <w:pPr>
+              <w:rPr>
+                <w:b/>
+                <w:bCs/>
+                <w:sz w:val="28"/>
+                <w:szCs w:val="28"/>
+              </w:rPr>
+            </w:pPr>
+            <w:r>
+              <w:rPr>
+                <w:b/>
+                <w:bCs/>
+                <w:sz w:val="28"/>
+                <w:szCs w:val="28"/>
+              </w:rPr>
+              <w:t>Parag Parikh Flexi Cap Fund</w:t>
+            </w:r>
+          </w:p>
+        </w:tc>
+        <w:tc>
+          <w:tcPr>
+            <w:tcW w:w="0" w:type="auto"/>
+            <w:vAlign w:val="center"/>
+            <w:hideMark/>
+          </w:tcPr>
+          <w:p>
+            <w:pPr>
+              <w:rPr>
+                <w:b/>
+                <w:bCs/>
+                <w:sz w:val="28"/>
+                <w:szCs w:val="28"/>
+              </w:rPr>
+            </w:pPr>
+            <w:r>
+              <w:rPr>
+                <w:b/>
+                <w:bCs/>
+                <w:sz w:val="28"/>
+                <w:szCs w:val="28"/>
+              </w:rPr>
+              <w:t>HDFC Mid Cap Fund</w:t>
+            </w:r>
+          </w:p>
+        </w:tc>
+      </w:tr>
+      <w:tr>
+        <w:trPr>
+          <w:tblCellSpacing w:w="15" w:type="dxa"/>
+        </w:trPr>
+        <w:tc>
+          <w:tcPr>
+            <w:tcW w:w="0" w:type="auto"/>
+            <w:vAlign w:val="center"/>
+            <w:hideMark/>
+          </w:tcPr>
+          <w:p>
+            <w:pPr>
+              <w:rPr>
+                <w:b/>
+                <w:bCs/>
+                <w:sz w:val="28"/>
+                <w:szCs w:val="28"/>
+              </w:rPr>
+            </w:pPr>
+            <w:r>
+              <w:rPr>
+                <w:b/>
+                <w:bCs/>
+                <w:sz w:val="28"/>
+                <w:szCs w:val="28"/>
+              </w:rPr>
+              <w:t>Fund category</w:t>
+            </w:r>
+          </w:p>
+        </w:tc>
+        <w:tc>
+          <w:tcPr>
+            <w:tcW w:w="0" w:type="auto"/>
+            <w:vAlign w:val="center"/>
+            <w:hideMark/>
+          </w:tcPr>
+          <w:p>
+            <w:pPr>
+              <w:rPr>
+                <w:b/>
+                <w:bCs/>
+                <w:sz w:val="28"/>
+                <w:szCs w:val="28"/>
+              </w:rPr>
+            </w:pPr>
+            <w:r>
+              <w:rPr>
+                <w:b/>
+                <w:bCs/>
+                <w:sz w:val="28"/>
+                <w:szCs w:val="28"/>
+              </w:rPr>
+              <w:t>Large-cap index</w:t>
+            </w:r>
+          </w:p>
+        </w:tc>
+        <w:tc>
+          <w:tcPr>
+            <w:tcW w:w="0" w:type="auto"/>
+            <w:vAlign w:val="center"/>
+            <w:hideMark/>
+          </w:tcPr>
+          <w:p>
+            <w:pPr>
+              <w:rPr>
+                <w:b/>
+                <w:bCs/>
+                <w:sz w:val="28"/>
+                <w:szCs w:val="28"/>
+              </w:rPr>
+            </w:pPr>
+            <w:r>
+              <w:rPr>
+                <w:b/>
+                <w:bCs/>
+                <w:sz w:val="28"/>
+                <w:szCs w:val="28"/>
+              </w:rPr>
+              <w:t>Flexi-cap equity</w:t>
+            </w:r>
+          </w:p>
+        </w:tc>
+        <w:tc>
+          <w:tcPr>
+            <w:tcW w:w="0" w:type="auto"/>
+            <w:vAlign w:val="center"/>
+            <w:hideMark/>
+          </w:tcPr>
+          <w:p>
+            <w:pPr>
+              <w:rPr>
+                <w:b/>
+                <w:bCs/>
+                <w:sz w:val="28"/>
+                <w:szCs w:val="28"/>
+              </w:rPr>
+            </w:pPr>
+            <w:r>
+              <w:rPr>
+                <w:b/>
+                <w:bCs/>
+                <w:sz w:val="28"/>
+                <w:szCs w:val="28"/>
+              </w:rPr>
+              <w:t>Mid-cap equity</w:t>
+            </w:r>
+          </w:p>
+        </w:tc>
+      </w:tr>
+      <w:tr>
+        <w:trPr>
+          <w:tblCellSpacing w:w="15" w:type="dxa"/>
+        </w:trPr>
+        <w:tc>
+          <w:tcPr>
+            <w:tcW w:w="0" w:type="auto"/>
+            <w:vAlign w:val="center"/>
+            <w:hideMark/>
+          </w:tcPr>
+          <w:p>
+            <w:pPr>
+              <w:rPr>
+                <w:b/>
+                <w:bCs/>
+                <w:sz w:val="28"/>
+                <w:szCs w:val="28"/>
+              </w:rPr>
+            </w:pPr>
+            <w:r>
+              <w:rPr>
+                <w:b/>
+                <w:bCs/>
+                <w:sz w:val="28"/>
+                <w:szCs w:val="28"/>
+              </w:rPr>
+              <w:t>Management style</w:t>
+            </w:r>
+          </w:p>
+        </w:tc>
+        <w:tc>
+          <w:tcPr>
+            <w:tcW w:w="0" w:type="auto"/>
+            <w:vAlign w:val="center"/>
+            <w:hideMark/>
+          </w:tcPr>
+          <w:p>
+            <w:pPr>
+              <w:rPr>
+                <w:b/>
+                <w:bCs/>
+                <w:sz w:val="28"/>
+                <w:szCs w:val="28"/>
+              </w:rPr>
+            </w:pPr>
+            <w:r>
+              <w:rPr>
+                <w:b/>
+                <w:bCs/>
+                <w:sz w:val="28"/>
+                <w:szCs w:val="28"/>
+              </w:rPr>
+              <w:t>Passive</w:t>
+            </w:r>
+          </w:p>
+        </w:tc>
+        <w:tc>
+          <w:tcPr>
+            <w:tcW w:w="0" w:type="auto"/>
+            <w:vAlign w:val="center"/>
+            <w:hideMark/>
+          </w:tcPr>
+          <w:p>
+            <w:pPr>
+              <w:rPr>
+                <w:b/>
+                <w:bCs/>
+                <w:sz w:val="28"/>
+                <w:szCs w:val="28"/>
+              </w:rPr>
+            </w:pPr>
+            <w:r>
+              <w:rPr>
+                <w:b/>
+                <w:bCs/>
+                <w:sz w:val="28"/>
+                <w:szCs w:val="28"/>
+              </w:rPr>
+              <w:t>Active</w:t>
+            </w:r>
+          </w:p>
+        </w:tc>
+        <w:tc>
+          <w:tcPr>
+            <w:tcW w:w="0" w:type="auto"/>
+            <w:vAlign w:val="center"/>
+            <w:hideMark/>
+          </w:tcPr>
+          <w:p>
+            <w:pPr>
+              <w:rPr>
+                <w:b/>
+                <w:bCs/>
+                <w:sz w:val="28"/>
+                <w:szCs w:val="28"/>
+              </w:rPr>
+            </w:pPr>
+            <w:r>
+              <w:rPr>
+                <w:b/>
+                <w:bCs/>
+                <w:sz w:val="28"/>
+                <w:szCs w:val="28"/>
+              </w:rPr>
+              <w:t>Active</w:t>
+            </w:r>
+          </w:p>
+        </w:tc>
+      </w:tr>
+      <w:tr>
+        <w:trPr>
+          <w:tblCellSpacing w:w="15" w:type="dxa"/>
+        </w:trPr>
+        <w:tc>
+          <w:tcPr>
+            <w:tcW w:w="0" w:type="auto"/>
+            <w:vAlign w:val="center"/>
+            <w:hideMark/>
+          </w:tcPr>
+          <w:p>
+            <w:pPr>
+              <w:rPr>
+                <w:b/>
+                <w:bCs/>
+                <w:sz w:val="28"/>
+                <w:szCs w:val="28"/>
+              </w:rPr>
+            </w:pPr>
+            <w:r>
+              <w:rPr>
+                <w:b/>
+                <w:bCs/>
+                <w:sz w:val="28"/>
+                <w:szCs w:val="28"/>
+              </w:rPr>
+              <w:t>1-year return</w:t>
+            </w:r>
+          </w:p>
+        </w:tc>
+        <w:tc>
+          <w:tcPr>
+            <w:tcW w:w="0" w:type="auto"/>
+            <w:vAlign w:val="center"/>
+            <w:hideMark/>
+          </w:tcPr>
+          <w:p>
+            <w:pPr>
+              <w:rPr>
+                <w:b/>
+                <w:bCs/>
+                <w:sz w:val="28"/>
+                <w:szCs w:val="28"/>
+              </w:rPr>
+            </w:pPr>
+            <w:r>
+              <w:rPr>
+                <w:b/>
+                <w:bCs/>
+                <w:sz w:val="28"/>
+                <w:szCs w:val="28"/>
+              </w:rPr>
+              <w:t>See matched factsheet</w:t>
+            </w:r>
+          </w:p>
+        </w:tc>
+        <w:tc>
+          <w:tcPr>
+            <w:tcW w:w="0" w:type="auto"/>
+            <w:vAlign w:val="center"/>
+            <w:hideMark/>
+          </w:tcPr>
+          <w:p>
+            <w:pPr>
+              <w:rPr>
+                <w:b/>
+                <w:bCs/>
+                <w:sz w:val="28"/>
+                <w:szCs w:val="28"/>
+              </w:rPr>
+            </w:pPr>
+            <w:r>
+              <w:rPr>
+                <w:b/>
+                <w:bCs/>
+                <w:sz w:val="28"/>
+                <w:szCs w:val="28"/>
+              </w:rPr>
+              <w:t>3.77%*</w:t>
+            </w:r>
+          </w:p>
+        </w:tc>
+        <w:tc>
+          <w:tcPr>
+            <w:tcW w:w="0" w:type="auto"/>
+            <w:vAlign w:val="center"/>
+            <w:hideMark/>
+          </w:tcPr>
+          <w:p>
+            <w:pPr>
+              <w:rPr>
+                <w:b/>
+                <w:bCs/>
+                <w:sz w:val="28"/>
+                <w:szCs w:val="28"/>
+              </w:rPr>
+            </w:pPr>
+            <w:r>
+              <w:rPr>
+                <w:b/>
+                <w:bCs/>
+                <w:sz w:val="28"/>
+                <w:szCs w:val="28"/>
+              </w:rPr>
+              <w:t>0.91%*</w:t>
+            </w:r>
+          </w:p>
+        </w:tc>
+      </w:tr>
+      <w:tr>
+        <w:trPr>
+          <w:tblCellSpacing w:w="15" w:type="dxa"/>
+        </w:trPr>
+        <w:tc>
+          <w:tcPr>
+            <w:tcW w:w="0" w:type="auto"/>
+            <w:vAlign w:val="center"/>
+            <w:hideMark/>
+          </w:tcPr>
+          <w:p>
+            <w:pPr>
+              <w:rPr>
+                <w:b/>
+                <w:bCs/>
+                <w:sz w:val="28"/>
+                <w:szCs w:val="28"/>
+              </w:rPr>
+            </w:pPr>
+            <w:r>
+              <w:rPr>
+                <w:b/>
+                <w:bCs/>
+                <w:sz w:val="28"/>
+                <w:szCs w:val="28"/>
+              </w:rPr>
+              <w:t>3-year annualised return</w:t>
+            </w:r>
+          </w:p>
+        </w:tc>
+        <w:tc>
+          <w:tcPr>
+            <w:tcW w:w="0" w:type="auto"/>
+            <w:vAlign w:val="center"/>
+            <w:hideMark/>
+          </w:tcPr>
+          <w:p>
+            <w:pPr>
+              <w:rPr>
+                <w:b/>
+                <w:bCs/>
+                <w:sz w:val="28"/>
+                <w:szCs w:val="28"/>
+              </w:rPr>
+            </w:pPr>
+            <w:r>
+              <w:rPr>
+                <w:b/>
+                <w:bCs/>
+                <w:sz w:val="28"/>
+                <w:szCs w:val="28"/>
+              </w:rPr>
+              <w:t>See matched factsheet</w:t>
+            </w:r>
+          </w:p>
+        </w:tc>
+        <w:tc>
+          <w:tcPr>
+            <w:tcW w:w="0" w:type="auto"/>
+            <w:vAlign w:val="center"/>
+            <w:hideMark/>
+          </w:tcPr>
+          <w:p>
+            <w:pPr>
+              <w:rPr>
+                <w:b/>
+                <w:bCs/>
+                <w:sz w:val="28"/>
+                <w:szCs w:val="28"/>
+              </w:rPr>
+            </w:pPr>
+            <w:r>
+              <w:rPr>
+                <w:b/>
+                <w:bCs/>
+                <w:sz w:val="28"/>
+                <w:szCs w:val="28"/>
+              </w:rPr>
+              <w:t>16.83%*</w:t>
+            </w:r>
+          </w:p>
+        </w:tc>
+        <w:tc>
+          <w:tcPr>
+            <w:tcW w:w="0" w:type="auto"/>
+            <w:vAlign w:val="center"/>
+            <w:hideMark/>
+          </w:tcPr>
+          <w:p>
+            <w:pPr>
+              <w:rPr>
+                <w:b/>
+                <w:bCs/>
+                <w:sz w:val="28"/>
+                <w:szCs w:val="28"/>
+              </w:rPr>
+            </w:pPr>
+            <w:r>
+              <w:rPr>
+                <w:b/>
+                <w:bCs/>
+                <w:sz w:val="28"/>
+                <w:szCs w:val="28"/>
+              </w:rPr>
+              <w:t>15.14%*</w:t>
+            </w:r>
+          </w:p>
+        </w:tc>
+      </w:tr>
+      <w:tr>
+        <w:trPr>
+          <w:tblCellSpacing w:w="15" w:type="dxa"/>
+        </w:trPr>
+        <w:tc>
+          <w:tcPr>
+            <w:tcW w:w="0" w:type="auto"/>
+            <w:vAlign w:val="center"/>
+            <w:hideMark/>
+          </w:tcPr>
+          <w:p>
+            <w:pPr>
+              <w:rPr>
+                <w:b/>
+                <w:bCs/>
+                <w:sz w:val="28"/>
+                <w:szCs w:val="28"/>
+              </w:rPr>
+            </w:pPr>
+            <w:r>
+              <w:rPr>
+                <w:b/>
+                <w:bCs/>
+                <w:sz w:val="28"/>
+                <w:szCs w:val="28"/>
+              </w:rPr>
+              <w:t>Risk level</w:t>
+            </w:r>
+          </w:p>
+        </w:tc>
+        <w:tc>
+          <w:tcPr>
+            <w:tcW w:w="0" w:type="auto"/>
+            <w:vAlign w:val="center"/>
+            <w:hideMark/>
+          </w:tcPr>
+          <w:p>
+            <w:pPr>
+              <w:rPr>
+                <w:b/>
+                <w:bCs/>
+                <w:sz w:val="28"/>
+                <w:szCs w:val="28"/>
+              </w:rPr>
+            </w:pPr>
+            <w:r>
+              <w:rPr>
+                <w:b/>
+                <w:bCs/>
+                <w:sz w:val="28"/>
+                <w:szCs w:val="28"/>
+              </w:rPr>
+              <w:t>Very High</w:t>
+            </w:r>
+          </w:p>
+        </w:tc>
+        <w:tc>
+          <w:tcPr>
+            <w:tcW w:w="0" w:type="auto"/>
+            <w:vAlign w:val="center"/>
+            <w:hideMark/>
+          </w:tcPr>
+          <w:p>
+            <w:pPr>
+              <w:rPr>
+                <w:b/>
+                <w:bCs/>
+                <w:sz w:val="28"/>
+                <w:szCs w:val="28"/>
+              </w:rPr>
+            </w:pPr>
+            <w:r>
+              <w:rPr>
+                <w:b/>
+                <w:bCs/>
+                <w:sz w:val="28"/>
+                <w:szCs w:val="28"/>
+              </w:rPr>
+              <w:t>Very High</w:t>
+            </w:r>
+          </w:p>
+        </w:tc>
+        <w:tc>
+          <w:tcPr>
+            <w:tcW w:w="0" w:type="auto"/>
+            <w:vAlign w:val="center"/>
+            <w:hideMark/>
+          </w:tcPr>
+          <w:p>
+            <w:pPr>
+              <w:rPr>
+                <w:b/>
+                <w:bCs/>
+                <w:sz w:val="28"/>
+                <w:szCs w:val="28"/>
+              </w:rPr>
+            </w:pPr>
+            <w:r>
+              <w:rPr>
+                <w:b/>
+                <w:bCs/>
+                <w:sz w:val="28"/>
+                <w:szCs w:val="28"/>
+              </w:rPr>
+              <w:t>Very High</w:t>
+            </w:r>
+          </w:p>
+        </w:tc>
+      </w:tr>
+      <w:tr>
+        <w:trPr>
+          <w:tblCellSpacing w:w="15" w:type="dxa"/>
+        </w:trPr>
+        <w:tc>
+          <w:tcPr>
+            <w:tcW w:w="0" w:type="auto"/>
+            <w:vAlign w:val="center"/>
+            <w:hideMark/>
+          </w:tcPr>
+          <w:p>
+            <w:pPr>
+              <w:rPr>
+                <w:b/>
+                <w:bCs/>
+                <w:sz w:val="28"/>
+                <w:szCs w:val="28"/>
+              </w:rPr>
+            </w:pPr>
+            <w:r>
+              <w:rPr>
+                <w:b/>
+                <w:bCs/>
+                <w:sz w:val="28"/>
+                <w:szCs w:val="28"/>
+              </w:rPr>
+              <w:t>Fund manager</w:t>
+            </w:r>
+          </w:p>
+        </w:tc>
+        <w:tc>
+          <w:tcPr>
+            <w:tcW w:w="0" w:type="auto"/>
+            <w:vAlign w:val="center"/>
+            <w:hideMark/>
+          </w:tcPr>
+          <w:p>
+            <w:pPr>
+              <w:rPr>
+                <w:b/>
+                <w:bCs/>
+                <w:sz w:val="28"/>
+                <w:szCs w:val="28"/>
+              </w:rPr>
+            </w:pPr>
+            <w:proofErr w:type="spellStart"/>
+            <w:r>
+              <w:rPr>
+                <w:b/>
+                <w:bCs/>
+                <w:sz w:val="28"/>
+                <w:szCs w:val="28"/>
+              </w:rPr>
+              <w:t>Sharwan</w:t>
+            </w:r>
+            <w:proofErr w:type="spellEnd"/>
+            <w:r>
+              <w:rPr>
+                <w:b/>
+                <w:bCs/>
+                <w:sz w:val="28"/>
+                <w:szCs w:val="28"/>
+              </w:rPr>
+              <w:t xml:space="preserve"> Kumar Goyal and team</w:t>
+            </w:r>
+          </w:p>
+        </w:tc>
+        <w:tc>
+          <w:tcPr>
+            <w:tcW w:w="0" w:type="auto"/>
+            <w:vAlign w:val="center"/>
+            <w:hideMark/>
+          </w:tcPr>
+          <w:p>
+            <w:pPr>
+              <w:rPr>
+                <w:b/>
+                <w:bCs/>
+                <w:sz w:val="28"/>
+                <w:szCs w:val="28"/>
+              </w:rPr>
+            </w:pPr>
+            <w:r>
+              <w:rPr>
+                <w:b/>
+                <w:bCs/>
+                <w:sz w:val="28"/>
+                <w:szCs w:val="28"/>
+              </w:rPr>
+              <w:t>Rajeev Thakkar and team</w:t>
+            </w:r>
+          </w:p>
+        </w:tc>
+        <w:tc>
+          <w:tcPr>
+            <w:tcW w:w="0" w:type="auto"/>
+            <w:vAlign w:val="center"/>
+            <w:hideMark/>
+          </w:tcPr>
+          <w:p>
+            <w:pPr>
+              <w:rPr>
+                <w:b/>
+                <w:bCs/>
+                <w:sz w:val="28"/>
+                <w:szCs w:val="28"/>
+              </w:rPr>
+            </w:pPr>
+            <w:r>
+              <w:rPr>
+                <w:b/>
+                <w:bCs/>
+                <w:sz w:val="28"/>
+                <w:szCs w:val="28"/>
+              </w:rPr>
+              <w:t>Chirag Setalvad and team</w:t>
+            </w:r>
+          </w:p>
+        </w:tc>
+      </w:tr>
+    </w:tbl>
+    <w:p>
+      <w:pPr>
+        <w:rPr>
+          <w:b/>
+          <w:bCs/>
+          <w:sz w:val="28"/>
+          <w:szCs w:val="28"/>
+        </w:rPr>
+      </w:pPr>
+      <w:r>
+        <w:rPr>
+          <w:b/>
+          <w:bCs/>
+          <w:sz w:val="28"/>
+          <w:szCs w:val="28"/>
+        </w:rPr>
+        <w:t xml:space="preserve">*Parag Parikh returns are reported in an April 30, 2026 factsheet; HDFC figures are for its Regular Plan–IDCW option as reported by Economic Times on October 12, 2026. These plan/options are not directly comparable. UTI's official scheme page lists </w:t>
+      </w:r>
+      <w:proofErr w:type="spellStart"/>
+      <w:r>
+        <w:rPr>
+          <w:b/>
+          <w:bCs/>
+          <w:sz w:val="28"/>
+          <w:szCs w:val="28"/>
+        </w:rPr>
+        <w:t>Sharwan</w:t>
+      </w:r>
+      <w:proofErr w:type="spellEnd"/>
+      <w:r>
+        <w:rPr>
+          <w:b/>
+          <w:bCs/>
+          <w:sz w:val="28"/>
+          <w:szCs w:val="28"/>
+        </w:rPr>
+        <w:t xml:space="preserve"> Kumar Goyal as fund manager, alongside assistant managers Ayush Jain and Lokesh </w:t>
+      </w:r>
+      <w:proofErr w:type="spellStart"/>
+      <w:r>
+        <w:rPr>
+          <w:b/>
+          <w:bCs/>
+          <w:sz w:val="28"/>
+          <w:szCs w:val="28"/>
+        </w:rPr>
+        <w:t>Kulthia</w:t>
+      </w:r>
+      <w:proofErr w:type="spellEnd"/>
+      <w:r>
+        <w:rPr>
+          <w:b/>
+          <w:bCs/>
+          <w:sz w:val="28"/>
+          <w:szCs w:val="28"/>
+        </w:rPr>
+        <w:t xml:space="preserve">. Sources: </w:t>
+      </w:r>
+    </w:p>
+    <w:p>
+      <w:pPr>
+        <w:rPr>
+          <w:b/>
+          <w:bCs/>
+          <w:sz w:val="28"/>
+          <w:szCs w:val="28"/>
+        </w:rPr>
+      </w:pPr>
+      <w:r>
+        <w:rPr>
+          <w:b/>
+          <w:bCs/>
+          <w:sz w:val="28"/>
+          <w:szCs w:val="28"/>
+        </w:rPr>
+        <w:drawing>
+          <wp:inline distT="0" distB="0" distL="0" distR="0" wp14:anchorId="580B2A49" wp14:editId="0A507935">
+            <wp:extent cx="152400" cy="152400"/>
+            <wp:effectExtent l="0" t="0" r="0" b="0"/>
+            <wp:docPr id="543331770" name="Picture 21"/>
+            <wp:cNvGraphicFramePr>
+              <a:graphicFrameLocks xmlns:a="http://schemas.openxmlformats.org/drawingml/2006/main" noChangeAspect="1"/>
+            </wp:cNvGraphicFramePr>
+            <a:graphic xmlns:a="http://schemas.openxmlformats.org/drawingml/2006/main">
+              <a:graphicData uri="http://schemas.openxmlformats.org/drawingml/2006/picture">
+                <pic:pic xmlns:pic="http://schemas.openxmlformats.org/drawingml/2006/picture">
+                  <pic:nvPicPr>
+                    <pic:cNvPr id="0" name="Picture 104"/>
+                    <pic:cNvPicPr>
+                      <a:picLocks noChangeAspect="1" noChangeArrowheads="1"/>
+                    </pic:cNvPicPr>
+                  </pic:nvPicPr>
+                  <pic:blipFill>
+                    <a:blip r:embed="rId8">
+                      <a:extLst>
+                        <a:ext uri="{28A0092B-C50C-407E-A947-70E740481C1C}">
+                          <a14:useLocalDpi xmlns:a14="http://schemas.microsoft.com/office/drawing/2010/main" val="0"/>
+                        </a:ext>
+                      </a:extLst>
+                    </a:blip>
+                    <a:srcRect/>
+                    <a:stretch>
+                      <a:fillRect/>
+                    </a:stretch>
+                  </pic:blipFill>
+                  <pic:spPr bwMode="auto">
+                    <a:xfrm>
+                      <a:off x="0" y="0"/>
+                      <a:ext cx="152400" cy="152400"/>
+                    </a:xfrm>
+                    <a:prstGeom prst="rect">
+                      <a:avLst/>
+                    </a:prstGeom>
+                    <a:noFill/>
+                    <a:ln>
+                      <a:noFill/>
+                    </a:ln>
+                  </pic:spPr>
+                </pic:pic>
+              </a:graphicData>
+            </a:graphic>
+          </wp:inline>
+        </w:drawing>
+      </w:r>
+    </w:p>
+    <w:p>
+      <w:pPr>
+        <w:rPr>
+          <w:b/>
+          <w:bCs/>
+          <w:sz w:val="28"/>
+          <w:szCs w:val="28"/>
+        </w:rPr>
+      </w:pPr>
+      <w:r>
+        <w:rPr>
+          <w:b/>
+          <w:bCs/>
+          <w:sz w:val="28"/>
+          <w:szCs w:val="28"/>
+        </w:rPr>
+        <w:t>Kotak Mahindra Bank</w:t>
+      </w:r>
+    </w:p>
+    <w:p>
+      <w:pPr>
+        <w:rPr>
+          <w:b/>
+          <w:bCs/>
+          <w:sz w:val="28"/>
+          <w:szCs w:val="28"/>
+        </w:rPr>
+      </w:pPr>
+      <w:r>
+        <w:rPr>
+          <w:b/>
+          <w:bCs/>
+          <w:sz w:val="28"/>
+          <w:szCs w:val="28"/>
+        </w:rPr>
+        <w:t>+2</w:t>
+      </w:r>
+    </w:p>
+    <w:p>
+      <w:pPr>
+        <w:rPr>
+          <w:b/>
+          <w:bCs/>
+          <w:sz w:val="28"/>
+          <w:szCs w:val="28"/>
+        </w:rPr>
+      </w:pPr>
+      <w:r>
+        <w:rPr>
+          <w:b/>
+          <w:bCs/>
+          <w:sz w:val="28"/>
+          <w:szCs w:val="28"/>
+        </w:rPr>
+        <w:t>For your final project, use the same plan type and Growth option for every fund. The latest figures can be checked on the respective official websites:</w:t>
+      </w:r>
+    </w:p>
+    <w:p>
+      <w:pPr>
+        <w:numPr>
+          <w:ilvl w:val="0"/>
+          <w:numId w:val="6"/>
+        </w:numPr>
+        <w:rPr>
+          <w:b/>
+          <w:bCs/>
+          <w:sz w:val="28"/>
+          <w:szCs w:val="28"/>
+        </w:rPr>
+      </w:pPr>
+      <w:hyperlink r:id="rId9" w:history="1">
+        <w:r>
+          <w:rPr>
+            <w:rStyle w:val="Hyperlink"/>
+            <w:b/>
+            <w:bCs/>
+            <w:sz w:val="28"/>
+            <w:szCs w:val="28"/>
+          </w:rPr>
+          <w:t>UTI Nifty 50 Index Fund factsheet and performance</w:t>
+        </w:r>
+      </w:hyperlink>
+    </w:p>
+    <w:p>
+      <w:pPr>
+        <w:numPr>
+          <w:ilvl w:val="0"/>
+          <w:numId w:val="6"/>
+        </w:numPr>
+        <w:rPr>
+          <w:b/>
+          <w:bCs/>
+          <w:sz w:val="28"/>
+          <w:szCs w:val="28"/>
+        </w:rPr>
+      </w:pPr>
+      <w:hyperlink r:id="rId10" w:history="1">
+        <w:r>
+          <w:rPr>
+            <w:rStyle w:val="Hyperlink"/>
+            <w:b/>
+            <w:bCs/>
+            <w:sz w:val="28"/>
+            <w:szCs w:val="28"/>
+          </w:rPr>
+          <w:t>Parag Parikh Mutual Fund official website</w:t>
+        </w:r>
+      </w:hyperlink>
+    </w:p>
+    <w:p>
+      <w:pPr>
+        <w:numPr>
+          <w:ilvl w:val="0"/>
+          <w:numId w:val="6"/>
+        </w:numPr>
+        <w:rPr>
+          <w:b/>
+          <w:bCs/>
+          <w:sz w:val="28"/>
+          <w:szCs w:val="28"/>
+        </w:rPr>
+      </w:pPr>
+      <w:hyperlink r:id="rId11" w:history="1">
+        <w:r>
+          <w:rPr>
+            <w:rStyle w:val="Hyperlink"/>
+            <w:b/>
+            <w:bCs/>
+            <w:sz w:val="28"/>
+            <w:szCs w:val="28"/>
+          </w:rPr>
+          <w:t>HDFC Mid Cap Fund factsheet and performance</w:t>
+        </w:r>
+      </w:hyperlink>
+    </w:p>
+    <w:p>
+      <w:pPr>
+        <w:rPr>
+          <w:b/>
+          <w:bCs/>
+          <w:sz w:val="28"/>
+          <w:szCs w:val="28"/>
+        </w:rPr>
+      </w:pPr>
+      <w:r>
+        <w:rPr>
+          <w:b/>
+          <w:bCs/>
+          <w:sz w:val="28"/>
+          <w:szCs w:val="28"/>
+        </w:rPr>
+        <w:t>5. Understanding the statistical data</w:t>
+      </w:r>
+    </w:p>
+    <w:p>
+      <w:pPr>
+        <w:rPr>
+          <w:b/>
+          <w:bCs/>
+          <w:sz w:val="28"/>
+          <w:szCs w:val="28"/>
+        </w:rPr>
+      </w:pPr>
+      <w:r>
+        <w:rPr>
+          <w:b/>
+          <w:bCs/>
+          <w:sz w:val="28"/>
+          <w:szCs w:val="28"/>
+        </w:rPr>
+        <w:t>Returns should be interpreted carefully because a one-year return measures a shorter period, while a three-year annualised return shows the average compounded growth rate over three years.</w:t>
+      </w:r>
+    </w:p>
+    <w:p>
+      <w:pPr>
+        <w:rPr>
+          <w:b/>
+          <w:bCs/>
+          <w:sz w:val="28"/>
+          <w:szCs w:val="28"/>
+        </w:rPr>
+      </w:pPr>
+      <w:r>
+        <w:rPr>
+          <w:b/>
+          <w:bCs/>
+          <w:sz w:val="28"/>
+          <w:szCs w:val="28"/>
+        </w:rPr>
+        <w:t>The formula for annualised return (CAGR) is:</w:t>
+      </w:r>
+    </w:p>
+    <w:p>
+      <w:pPr>
+        <w:spacing w:after="0" w:line="240" w:lineRule="auto"/>
+        <w:rPr>
+          <w:rFonts w:ascii="Times New Roman" w:eastAsia="Times New Roman" w:hAnsi="Times New Roman" w:cs="Times New Roman"/>
+          <w:kern w:val="0"/>
+          <w:lang w:eastAsia="en-IN"/>
+          <w14:ligatures w14:val="none"/>
+        </w:rPr>
+      </w:pPr>
+      <w:proofErr w:type="gramStart"/>
+      <w:r>
+        <w:rPr>
+          <w:rFonts w:ascii="Times New Roman" w:eastAsia="Times New Roman" w:hAnsi="Times New Roman" w:cs="Times New Roman"/>
+          <w:kern w:val="0"/>
+          <w:lang w:eastAsia="en-IN"/>
+          <w14:ligatures w14:val="none"/>
+        </w:rPr>
+        <w:t>\[</w:t>
+      </w:r>
+      <w:proofErr w:type="gramEnd"/>
+      <w:r>
+        <w:rPr>
+          <w:rFonts w:ascii="Times New Roman" w:eastAsia="Times New Roman" w:hAnsi="Times New Roman" w:cs="Times New Roman"/>
+          <w:kern w:val="0"/>
+          <w:lang w:eastAsia="en-IN"/>
+          <w14:ligatures w14:val="none"/>
+        </w:rPr>
+        <w:t xml:space="preserve"> \</w:t>
+      </w:r>
+      <w:proofErr w:type="gramStart"/>
+      <w:r>
+        <w:rPr>
+          <w:rFonts w:ascii="Times New Roman" w:eastAsia="Times New Roman" w:hAnsi="Times New Roman" w:cs="Times New Roman"/>
+          <w:kern w:val="0"/>
+          <w:lang w:eastAsia="en-IN"/>
+          <w14:ligatures w14:val="none"/>
+        </w:rPr>
+        <w:t>text{</w:t>
+      </w:r>
+      <w:proofErr w:type="gramEnd"/>
+      <w:r>
+        <w:rPr>
+          <w:rFonts w:ascii="Times New Roman" w:eastAsia="Times New Roman" w:hAnsi="Times New Roman" w:cs="Times New Roman"/>
+          <w:kern w:val="0"/>
+          <w:lang w:eastAsia="en-IN"/>
+          <w14:ligatures w14:val="none"/>
+        </w:rPr>
+        <w:t>CAGR}=\</w:t>
+      </w:r>
+      <w:proofErr w:type="gramStart"/>
+      <w:r>
+        <w:rPr>
+          <w:rFonts w:ascii="Times New Roman" w:eastAsia="Times New Roman" w:hAnsi="Times New Roman" w:cs="Times New Roman"/>
+          <w:kern w:val="0"/>
+          <w:lang w:eastAsia="en-IN"/>
+          <w14:ligatures w14:val="none"/>
+        </w:rPr>
+        <w:t>left[</w:t>
+      </w:r>
+      <w:proofErr w:type="gramEnd"/>
+      <w:r>
+        <w:rPr>
+          <w:rFonts w:ascii="Times New Roman" w:eastAsia="Times New Roman" w:hAnsi="Times New Roman" w:cs="Times New Roman"/>
+          <w:kern w:val="0"/>
+          <w:lang w:eastAsia="en-IN"/>
+          <w14:ligatures w14:val="none"/>
+        </w:rPr>
+        <w:t>\</w:t>
+      </w:r>
+      <w:proofErr w:type="gramStart"/>
+      <w:r>
+        <w:rPr>
+          <w:rFonts w:ascii="Times New Roman" w:eastAsia="Times New Roman" w:hAnsi="Times New Roman" w:cs="Times New Roman"/>
+          <w:kern w:val="0"/>
+          <w:lang w:eastAsia="en-IN"/>
+          <w14:ligatures w14:val="none"/>
+        </w:rPr>
+        <w:t>left(</w:t>
+      </w:r>
+      <w:proofErr w:type="gramEnd"/>
+      <w:r>
+        <w:rPr>
+          <w:rFonts w:ascii="Times New Roman" w:eastAsia="Times New Roman" w:hAnsi="Times New Roman" w:cs="Times New Roman"/>
+          <w:kern w:val="0"/>
+          <w:lang w:eastAsia="en-IN"/>
+          <w14:ligatures w14:val="none"/>
+        </w:rPr>
+        <w:t>\</w:t>
+      </w:r>
+      <w:proofErr w:type="gramStart"/>
+      <w:r>
+        <w:rPr>
+          <w:rFonts w:ascii="Times New Roman" w:eastAsia="Times New Roman" w:hAnsi="Times New Roman" w:cs="Times New Roman"/>
+          <w:kern w:val="0"/>
+          <w:lang w:eastAsia="en-IN"/>
+          <w14:ligatures w14:val="none"/>
+        </w:rPr>
+        <w:t>frac{</w:t>
+      </w:r>
+      <w:proofErr w:type="gramEnd"/>
+      <w:r>
+        <w:rPr>
+          <w:rFonts w:ascii="Times New Roman" w:eastAsia="Times New Roman" w:hAnsi="Times New Roman" w:cs="Times New Roman"/>
+          <w:kern w:val="0"/>
+          <w:lang w:eastAsia="en-IN"/>
+          <w14:ligatures w14:val="none"/>
+        </w:rPr>
+        <w:t>\</w:t>
+      </w:r>
+      <w:proofErr w:type="gramStart"/>
+      <w:r>
+        <w:rPr>
+          <w:rFonts w:ascii="Times New Roman" w:eastAsia="Times New Roman" w:hAnsi="Times New Roman" w:cs="Times New Roman"/>
+          <w:kern w:val="0"/>
+          <w:lang w:eastAsia="en-IN"/>
+          <w14:ligatures w14:val="none"/>
+        </w:rPr>
+        <w:t>text{</w:t>
+      </w:r>
+      <w:proofErr w:type="gramEnd"/>
+      <w:r>
+        <w:rPr>
+          <w:rFonts w:ascii="Times New Roman" w:eastAsia="Times New Roman" w:hAnsi="Times New Roman" w:cs="Times New Roman"/>
+          <w:kern w:val="0"/>
+          <w:lang w:eastAsia="en-IN"/>
+          <w14:ligatures w14:val="none"/>
+        </w:rPr>
+        <w:t>Ending Value</w:t>
+      </w:r>
+      <w:proofErr w:type="gramStart"/>
+      <w:r>
+        <w:rPr>
+          <w:rFonts w:ascii="Times New Roman" w:eastAsia="Times New Roman" w:hAnsi="Times New Roman" w:cs="Times New Roman"/>
+          <w:kern w:val="0"/>
+          <w:lang w:eastAsia="en-IN"/>
+          <w14:ligatures w14:val="none"/>
+        </w:rPr>
+        <w:t>}}{</w:t>
+      </w:r>
+      <w:proofErr w:type="gramEnd"/>
+      <w:r>
+        <w:rPr>
+          <w:rFonts w:ascii="Times New Roman" w:eastAsia="Times New Roman" w:hAnsi="Times New Roman" w:cs="Times New Roman"/>
+          <w:kern w:val="0"/>
+          <w:lang w:eastAsia="en-IN"/>
+          <w14:ligatures w14:val="none"/>
+        </w:rPr>
+        <w:t>\</w:t>
+      </w:r>
+      <w:proofErr w:type="gramStart"/>
+      <w:r>
+        <w:rPr>
+          <w:rFonts w:ascii="Times New Roman" w:eastAsia="Times New Roman" w:hAnsi="Times New Roman" w:cs="Times New Roman"/>
+          <w:kern w:val="0"/>
+          <w:lang w:eastAsia="en-IN"/>
+          <w14:ligatures w14:val="none"/>
+        </w:rPr>
+        <w:t>text{</w:t>
+      </w:r>
+      <w:proofErr w:type="gramEnd"/>
+      <w:r>
+        <w:rPr>
+          <w:rFonts w:ascii="Times New Roman" w:eastAsia="Times New Roman" w:hAnsi="Times New Roman" w:cs="Times New Roman"/>
+          <w:kern w:val="0"/>
+          <w:lang w:eastAsia="en-IN"/>
+          <w14:ligatures w14:val="none"/>
+        </w:rPr>
+        <w:t>Beginning Value</w:t>
+      </w:r>
+      <w:proofErr w:type="gramStart"/>
+      <w:r>
+        <w:rPr>
+          <w:rFonts w:ascii="Times New Roman" w:eastAsia="Times New Roman" w:hAnsi="Times New Roman" w:cs="Times New Roman"/>
+          <w:kern w:val="0"/>
+          <w:lang w:eastAsia="en-IN"/>
+          <w14:ligatures w14:val="none"/>
+        </w:rPr>
+        <w:t>}}\right)^</w:t>
+      </w:r>
+      <w:proofErr w:type="gramEnd"/>
+      <w:r>
+        <w:rPr>
+          <w:rFonts w:ascii="Times New Roman" w:eastAsia="Times New Roman" w:hAnsi="Times New Roman" w:cs="Times New Roman"/>
+          <w:kern w:val="0"/>
+          <w:lang w:eastAsia="en-IN"/>
+          <w14:ligatures w14:val="none"/>
+        </w:rPr>
+        <w:t>{1/n}-1\</w:t>
+      </w:r>
+      <w:proofErr w:type="gramStart"/>
+      <w:r>
+        <w:rPr>
+          <w:rFonts w:ascii="Times New Roman" w:eastAsia="Times New Roman" w:hAnsi="Times New Roman" w:cs="Times New Roman"/>
+          <w:kern w:val="0"/>
+          <w:lang w:eastAsia="en-IN"/>
+          <w14:ligatures w14:val="none"/>
+        </w:rPr>
+        <w:t>right]\</w:t>
+      </w:r>
+      <w:proofErr w:type="gramEnd"/>
+      <w:r>
+        <w:rPr>
+          <w:rFonts w:ascii="Times New Roman" w:eastAsia="Times New Roman" w:hAnsi="Times New Roman" w:cs="Times New Roman"/>
+          <w:kern w:val="0"/>
+          <w:lang w:eastAsia="en-IN"/>
+          <w14:ligatures w14:val="none"/>
+        </w:rPr>
+        <w:t>times100 \]</w:t>
+      </w:r>
+    </w:p>
+    <w:p>
+      <w:pPr>
+        <w:spacing w:before="100" w:beforeAutospacing="1" w:after="100" w:afterAutospacing="1" w:line="240" w:lineRule="auto"/>
+        <w:rPr>
+          <w:rFonts w:ascii="Times New Roman" w:eastAsia="Times New Roman" w:hAnsi="Times New Roman" w:cs="Times New Roman"/>
+          <w:kern w:val="0"/>
+          <w:lang w:eastAsia="en-IN"/>
+          <w14:ligatures w14:val="none"/>
+        </w:rPr>
+      </w:pPr>
+      <w:r>
+        <w:rPr>
+          <w:rFonts w:ascii="Times New Roman" w:eastAsia="Times New Roman" w:hAnsi="Times New Roman" w:cs="Times New Roman"/>
+          <w:kern w:val="0"/>
+          <w:lang w:eastAsia="en-IN"/>
+          <w14:ligatures w14:val="none"/>
+        </w:rPr>
+        <w:t>Where \(n\) is the number of years.</w:t>
+      </w:r>
+    </w:p>
+    <w:p>
+      <w:pPr>
+        <w:spacing w:before="100" w:beforeAutospacing="1" w:after="100" w:afterAutospacing="1" w:line="240" w:lineRule="auto"/>
+        <w:rPr>
+          <w:rFonts w:ascii="Times New Roman" w:eastAsia="Times New Roman" w:hAnsi="Times New Roman" w:cs="Times New Roman"/>
+          <w:kern w:val="0"/>
+          <w:lang w:eastAsia="en-IN"/>
+          <w14:ligatures w14:val="none"/>
+        </w:rPr>
+      </w:pPr>
+      <w:r>
+        <w:rPr>
+          <w:rFonts w:ascii="Times New Roman" w:eastAsia="Times New Roman" w:hAnsi="Times New Roman" w:cs="Times New Roman"/>
+          <w:kern w:val="0"/>
+          <w:lang w:eastAsia="en-IN"/>
+          <w14:ligatures w14:val="none"/>
+        </w:rPr>
+        <w:t>Example calculation: Suppose a hypothetical mutual fund grows from ₹10,000 to ₹15,000 in three years.</w:t>
+      </w:r>
+    </w:p>
+    <w:p>
+      <w:pPr>
+        <w:spacing w:after="0" w:line="240" w:lineRule="auto"/>
+        <w:rPr>
+          <w:rFonts w:ascii="Times New Roman" w:eastAsia="Times New Roman" w:hAnsi="Times New Roman" w:cs="Times New Roman"/>
+          <w:kern w:val="0"/>
+          <w:lang w:eastAsia="en-IN"/>
+          <w14:ligatures w14:val="none"/>
+        </w:rPr>
+      </w:pPr>
+      <w:proofErr w:type="gramStart"/>
+      <w:r>
+        <w:rPr>
+          <w:rFonts w:ascii="Times New Roman" w:eastAsia="Times New Roman" w:hAnsi="Times New Roman" w:cs="Times New Roman"/>
+          <w:kern w:val="0"/>
+          <w:lang w:eastAsia="en-IN"/>
+          <w14:ligatures w14:val="none"/>
+        </w:rPr>
+        <w:t>\[</w:t>
+      </w:r>
+      <w:proofErr w:type="gramEnd"/>
+      <w:r>
+        <w:rPr>
+          <w:rFonts w:ascii="Times New Roman" w:eastAsia="Times New Roman" w:hAnsi="Times New Roman" w:cs="Times New Roman"/>
+          <w:kern w:val="0"/>
+          <w:lang w:eastAsia="en-IN"/>
+          <w14:ligatures w14:val="none"/>
+        </w:rPr>
+        <w:t xml:space="preserve"> \</w:t>
+      </w:r>
+      <w:proofErr w:type="gramStart"/>
+      <w:r>
+        <w:rPr>
+          <w:rFonts w:ascii="Times New Roman" w:eastAsia="Times New Roman" w:hAnsi="Times New Roman" w:cs="Times New Roman"/>
+          <w:kern w:val="0"/>
+          <w:lang w:eastAsia="en-IN"/>
+          <w14:ligatures w14:val="none"/>
+        </w:rPr>
+        <w:t>text{</w:t>
+      </w:r>
+      <w:proofErr w:type="gramEnd"/>
+      <w:r>
+        <w:rPr>
+          <w:rFonts w:ascii="Times New Roman" w:eastAsia="Times New Roman" w:hAnsi="Times New Roman" w:cs="Times New Roman"/>
+          <w:kern w:val="0"/>
+          <w:lang w:eastAsia="en-IN"/>
+          <w14:ligatures w14:val="none"/>
+        </w:rPr>
+        <w:t>CAGR}=\left[(15000/</w:t>
+      </w:r>
+      <w:proofErr w:type="gramStart"/>
+      <w:r>
+        <w:rPr>
+          <w:rFonts w:ascii="Times New Roman" w:eastAsia="Times New Roman" w:hAnsi="Times New Roman" w:cs="Times New Roman"/>
+          <w:kern w:val="0"/>
+          <w:lang w:eastAsia="en-IN"/>
+          <w14:ligatures w14:val="none"/>
+        </w:rPr>
+        <w:t>10000)^</w:t>
+      </w:r>
+      <w:proofErr w:type="gramEnd"/>
+      <w:r>
+        <w:rPr>
+          <w:rFonts w:ascii="Times New Roman" w:eastAsia="Times New Roman" w:hAnsi="Times New Roman" w:cs="Times New Roman"/>
+          <w:kern w:val="0"/>
+          <w:lang w:eastAsia="en-IN"/>
+          <w14:ligatures w14:val="none"/>
+        </w:rPr>
+        <w:t>{1/3}-1\</w:t>
+      </w:r>
+      <w:proofErr w:type="gramStart"/>
+      <w:r>
+        <w:rPr>
+          <w:rFonts w:ascii="Times New Roman" w:eastAsia="Times New Roman" w:hAnsi="Times New Roman" w:cs="Times New Roman"/>
+          <w:kern w:val="0"/>
+          <w:lang w:eastAsia="en-IN"/>
+          <w14:ligatures w14:val="none"/>
+        </w:rPr>
+        <w:t>right]\</w:t>
+      </w:r>
+      <w:proofErr w:type="gramEnd"/>
+      <w:r>
+        <w:rPr>
+          <w:rFonts w:ascii="Times New Roman" w:eastAsia="Times New Roman" w:hAnsi="Times New Roman" w:cs="Times New Roman"/>
+          <w:kern w:val="0"/>
+          <w:lang w:eastAsia="en-IN"/>
+          <w14:ligatures w14:val="none"/>
+        </w:rPr>
+        <w:t>times100 \]</w:t>
+      </w:r>
+    </w:p>
+    <w:p>
+      <w:pPr>
+        <w:spacing w:after="0" w:line="240" w:lineRule="auto"/>
+        <w:rPr>
+          <w:rFonts w:ascii="Times New Roman" w:eastAsia="Times New Roman" w:hAnsi="Times New Roman" w:cs="Times New Roman"/>
+          <w:kern w:val="0"/>
+          <w:lang w:eastAsia="en-IN"/>
+          <w14:ligatures w14:val="none"/>
+        </w:rPr>
+      </w:pPr>
+      <w:proofErr w:type="gramStart"/>
+      <w:r>
+        <w:rPr>
+          <w:rFonts w:ascii="Times New Roman" w:eastAsia="Times New Roman" w:hAnsi="Times New Roman" w:cs="Times New Roman"/>
+          <w:kern w:val="0"/>
+          <w:lang w:eastAsia="en-IN"/>
+          <w14:ligatures w14:val="none"/>
+        </w:rPr>
+        <w:t>\[</w:t>
+      </w:r>
+      <w:proofErr w:type="gramEnd"/>
+      <w:r>
+        <w:rPr>
+          <w:rFonts w:ascii="Times New Roman" w:eastAsia="Times New Roman" w:hAnsi="Times New Roman" w:cs="Times New Roman"/>
+          <w:kern w:val="0"/>
+          <w:lang w:eastAsia="en-IN"/>
+          <w14:ligatures w14:val="none"/>
+        </w:rPr>
+        <w:t xml:space="preserve"> \</w:t>
+      </w:r>
+      <w:proofErr w:type="gramStart"/>
+      <w:r>
+        <w:rPr>
+          <w:rFonts w:ascii="Times New Roman" w:eastAsia="Times New Roman" w:hAnsi="Times New Roman" w:cs="Times New Roman"/>
+          <w:kern w:val="0"/>
+          <w:lang w:eastAsia="en-IN"/>
+          <w14:ligatures w14:val="none"/>
+        </w:rPr>
+        <w:t>text{</w:t>
+      </w:r>
+      <w:proofErr w:type="gramEnd"/>
+      <w:r>
+        <w:rPr>
+          <w:rFonts w:ascii="Times New Roman" w:eastAsia="Times New Roman" w:hAnsi="Times New Roman" w:cs="Times New Roman"/>
+          <w:kern w:val="0"/>
+          <w:lang w:eastAsia="en-IN"/>
+          <w14:ligatures w14:val="none"/>
+        </w:rPr>
+        <w:t>CAGR}\approx14.47\% \]</w:t>
+      </w:r>
+    </w:p>
+    <w:p>
+      <w:pPr>
+        <w:spacing w:before="100" w:beforeAutospacing="1" w:after="100" w:afterAutospacing="1" w:line="240" w:lineRule="auto"/>
+        <w:rPr>
+          <w:rFonts w:ascii="Times New Roman" w:eastAsia="Times New Roman" w:hAnsi="Times New Roman" w:cs="Times New Roman"/>
+          <w:kern w:val="0"/>
+          <w:lang w:eastAsia="en-IN"/>
+          <w14:ligatures w14:val="none"/>
+        </w:rPr>
+      </w:pPr>
+      <w:r>
+        <w:rPr>
+          <w:rFonts w:ascii="Times New Roman" w:eastAsia="Times New Roman" w:hAnsi="Times New Roman" w:cs="Times New Roman"/>
+          <w:kern w:val="0"/>
+          <w:lang w:eastAsia="en-IN"/>
+          <w14:ligatures w14:val="none"/>
+        </w:rPr>
+        <w:t>This means the investment grew at a compounded annual rate of approximately 14.47%. This is a mathematical example, not the actual return of any of the three selected funds.</w:t>
+      </w:r>
+    </w:p>
+    <w:p>
+      <w:pPr>
+        <w:spacing w:before="100" w:beforeAutospacing="1" w:after="100" w:afterAutospacing="1" w:line="240" w:lineRule="auto"/>
+        <w:outlineLvl w:val="1"/>
+        <w:rPr>
+          <w:rFonts w:ascii="Times New Roman" w:eastAsia="Times New Roman" w:hAnsi="Times New Roman" w:cs="Times New Roman"/>
+          <w:b/>
+          <w:bCs/>
+          <w:kern w:val="0"/>
+          <w:sz w:val="36"/>
+          <w:szCs w:val="36"/>
+          <w:lang w:eastAsia="en-IN"/>
+          <w14:ligatures w14:val="none"/>
+        </w:rPr>
+      </w:pPr>
+      <w:r>
+        <w:rPr>
+          <w:rFonts w:ascii="Times New Roman" w:eastAsia="Times New Roman" w:hAnsi="Times New Roman" w:cs="Times New Roman"/>
+          <w:b/>
+          <w:bCs/>
+          <w:kern w:val="0"/>
+          <w:sz w:val="36"/>
+          <w:szCs w:val="36"/>
+          <w:lang w:eastAsia="en-IN"/>
+          <w14:ligatures w14:val="none"/>
+        </w:rPr>
+        <w:t>6. Risk analysis</w:t>
+      </w:r>
+    </w:p>
+    <w:tbl>
+      <w:tblPr>
+        <w:tblW w:w="0" w:type="auto"/>
+        <w:tblCellSpacing w:w="15" w:type="dxa"/>
+        <w:tblCellMar>
+          <w:top w:w="15" w:type="dxa"/>
+          <w:left w:w="15" w:type="dxa"/>
+          <w:bottom w:w="15" w:type="dxa"/>
+          <w:right w:w="15" w:type="dxa"/>
+        </w:tblCellMar>
+        <w:tblLook w:val="04A0" w:firstRow="1" w:lastRow="0" w:firstColumn="1" w:lastColumn="0" w:noHBand="0" w:noVBand="1"/>
+      </w:tblPr>
+      <w:tblGrid>
+        <w:gridCol w:w="1578"/>
+        <w:gridCol w:w="2171"/>
+        <w:gridCol w:w="5277"/>
+      </w:tblGrid>
+      <w:tr>
+        <w:trPr>
+          <w:tblCellSpacing w:w="15" w:type="dxa"/>
+        </w:trPr>
+        <w:tc>
+          <w:tcPr>
+            <w:tcW w:w="0" w:type="auto"/>
+            <w:vAlign w:val="center"/>
+            <w:hideMark/>
+          </w:tcPr>
+          <w:p>
+            <w:pPr>
+              <w:spacing w:before="100" w:beforeAutospacing="1" w:after="100" w:afterAutospacing="1" w:line="240" w:lineRule="auto"/>
+              <w:jc w:val="center"/>
+              <w:rPr>
+                <w:rFonts w:ascii="Times New Roman" w:eastAsia="Times New Roman" w:hAnsi="Times New Roman" w:cs="Times New Roman"/>
+                <w:b/>
+                <w:bCs/>
+                <w:kern w:val="0"/>
+                <w:lang w:eastAsia="en-IN"/>
+                <w14:ligatures w14:val="none"/>
+              </w:rPr>
+            </w:pPr>
+            <w:r>
+              <w:rPr>
+                <w:rFonts w:ascii="Times New Roman" w:eastAsia="Times New Roman" w:hAnsi="Times New Roman" w:cs="Times New Roman"/>
+                <w:b/>
+                <w:bCs/>
+                <w:kern w:val="0"/>
+                <w:lang w:eastAsia="en-IN"/>
+                <w14:ligatures w14:val="none"/>
+              </w:rPr>
+              <w:t>Fund</w:t>
+            </w:r>
+          </w:p>
+        </w:tc>
+        <w:tc>
+          <w:tcPr>
+            <w:tcW w:w="0" w:type="auto"/>
+            <w:vAlign w:val="center"/>
+            <w:hideMark/>
+          </w:tcPr>
+          <w:p>
+            <w:pPr>
+              <w:spacing w:before="100" w:beforeAutospacing="1" w:after="100" w:afterAutospacing="1" w:line="240" w:lineRule="auto"/>
+              <w:jc w:val="center"/>
+              <w:rPr>
+                <w:rFonts w:ascii="Times New Roman" w:eastAsia="Times New Roman" w:hAnsi="Times New Roman" w:cs="Times New Roman"/>
+                <w:b/>
+                <w:bCs/>
+                <w:kern w:val="0"/>
+                <w:lang w:eastAsia="en-IN"/>
+                <w14:ligatures w14:val="none"/>
+              </w:rPr>
+            </w:pPr>
+            <w:r>
+              <w:rPr>
+                <w:rFonts w:ascii="Times New Roman" w:eastAsia="Times New Roman" w:hAnsi="Times New Roman" w:cs="Times New Roman"/>
+                <w:b/>
+                <w:bCs/>
+                <w:kern w:val="0"/>
+                <w:lang w:eastAsia="en-IN"/>
+                <w14:ligatures w14:val="none"/>
+              </w:rPr>
+              <w:t>Main risk</w:t>
+            </w:r>
+          </w:p>
+        </w:tc>
+        <w:tc>
+          <w:tcPr>
+            <w:tcW w:w="0" w:type="auto"/>
+            <w:vAlign w:val="center"/>
+            <w:hideMark/>
+          </w:tcPr>
+          <w:p>
+            <w:pPr>
+              <w:spacing w:before="100" w:beforeAutospacing="1" w:after="100" w:afterAutospacing="1" w:line="240" w:lineRule="auto"/>
+              <w:jc w:val="center"/>
+              <w:rPr>
+                <w:rFonts w:ascii="Times New Roman" w:eastAsia="Times New Roman" w:hAnsi="Times New Roman" w:cs="Times New Roman"/>
+                <w:b/>
+                <w:bCs/>
+                <w:kern w:val="0"/>
+                <w:lang w:eastAsia="en-IN"/>
+                <w14:ligatures w14:val="none"/>
+              </w:rPr>
+            </w:pPr>
+            <w:r>
+              <w:rPr>
+                <w:rFonts w:ascii="Times New Roman" w:eastAsia="Times New Roman" w:hAnsi="Times New Roman" w:cs="Times New Roman"/>
+                <w:b/>
+                <w:bCs/>
+                <w:kern w:val="0"/>
+                <w:lang w:eastAsia="en-IN"/>
+                <w14:ligatures w14:val="none"/>
+              </w:rPr>
+              <w:t>Reason</w:t>
+            </w:r>
+          </w:p>
+        </w:tc>
+      </w:tr>
+      <w:tr>
+        <w:trPr>
+          <w:tblCellSpacing w:w="15" w:type="dxa"/>
+        </w:trPr>
+        <w:tc>
+          <w:tcPr>
+            <w:tcW w:w="0" w:type="auto"/>
+            <w:vAlign w:val="center"/>
+            <w:hideMark/>
+          </w:tcPr>
+          <w:p>
+            <w:pPr>
+              <w:spacing w:before="100" w:beforeAutospacing="1" w:after="100" w:afterAutospacing="1" w:line="240" w:lineRule="auto"/>
+              <w:rPr>
+                <w:rFonts w:ascii="Times New Roman" w:eastAsia="Times New Roman" w:hAnsi="Times New Roman" w:cs="Times New Roman"/>
+                <w:kern w:val="0"/>
+                <w:lang w:eastAsia="en-IN"/>
+                <w14:ligatures w14:val="none"/>
+              </w:rPr>
+            </w:pPr>
+            <w:r>
+              <w:rPr>
+                <w:rFonts w:ascii="Times New Roman" w:eastAsia="Times New Roman" w:hAnsi="Times New Roman" w:cs="Times New Roman"/>
+                <w:kern w:val="0"/>
+                <w:lang w:eastAsia="en-IN"/>
+                <w14:ligatures w14:val="none"/>
+              </w:rPr>
+              <w:t>UTI Nifty 50 Index Fund</w:t>
+            </w:r>
+          </w:p>
+        </w:tc>
+        <w:tc>
+          <w:tcPr>
+            <w:tcW w:w="0" w:type="auto"/>
+            <w:vAlign w:val="center"/>
+            <w:hideMark/>
+          </w:tcPr>
+          <w:p>
+            <w:pPr>
+              <w:spacing w:before="100" w:beforeAutospacing="1" w:after="100" w:afterAutospacing="1" w:line="240" w:lineRule="auto"/>
+              <w:rPr>
+                <w:rFonts w:ascii="Times New Roman" w:eastAsia="Times New Roman" w:hAnsi="Times New Roman" w:cs="Times New Roman"/>
+                <w:kern w:val="0"/>
+                <w:lang w:eastAsia="en-IN"/>
+                <w14:ligatures w14:val="none"/>
+              </w:rPr>
+            </w:pPr>
+            <w:r>
+              <w:rPr>
+                <w:rFonts w:ascii="Times New Roman" w:eastAsia="Times New Roman" w:hAnsi="Times New Roman" w:cs="Times New Roman"/>
+                <w:kern w:val="0"/>
+                <w:lang w:eastAsia="en-IN"/>
+                <w14:ligatures w14:val="none"/>
+              </w:rPr>
+              <w:t>Market risk</w:t>
+            </w:r>
+          </w:p>
+        </w:tc>
+        <w:tc>
+          <w:tcPr>
+            <w:tcW w:w="0" w:type="auto"/>
+            <w:vAlign w:val="center"/>
+            <w:hideMark/>
+          </w:tcPr>
+          <w:p>
+            <w:pPr>
+              <w:spacing w:before="100" w:beforeAutospacing="1" w:after="100" w:afterAutospacing="1" w:line="240" w:lineRule="auto"/>
+              <w:rPr>
+                <w:rFonts w:ascii="Times New Roman" w:eastAsia="Times New Roman" w:hAnsi="Times New Roman" w:cs="Times New Roman"/>
+                <w:kern w:val="0"/>
+                <w:lang w:eastAsia="en-IN"/>
+                <w14:ligatures w14:val="none"/>
+              </w:rPr>
+            </w:pPr>
+            <w:r>
+              <w:rPr>
+                <w:rFonts w:ascii="Times New Roman" w:eastAsia="Times New Roman" w:hAnsi="Times New Roman" w:cs="Times New Roman"/>
+                <w:kern w:val="0"/>
+                <w:lang w:eastAsia="en-IN"/>
+                <w14:ligatures w14:val="none"/>
+              </w:rPr>
+              <w:t>Follows large-cap stocks and cannot avoid broad market declines.</w:t>
+            </w:r>
+          </w:p>
+        </w:tc>
+      </w:tr>
+      <w:tr>
+        <w:trPr>
+          <w:tblCellSpacing w:w="15" w:type="dxa"/>
+        </w:trPr>
+        <w:tc>
+          <w:tcPr>
+            <w:tcW w:w="0" w:type="auto"/>
+            <w:vAlign w:val="center"/>
+            <w:hideMark/>
+          </w:tcPr>
+          <w:p>
+            <w:pPr>
+              <w:spacing w:before="100" w:beforeAutospacing="1" w:after="100" w:afterAutospacing="1" w:line="240" w:lineRule="auto"/>
+              <w:rPr>
+                <w:rFonts w:ascii="Times New Roman" w:eastAsia="Times New Roman" w:hAnsi="Times New Roman" w:cs="Times New Roman"/>
+                <w:kern w:val="0"/>
+                <w:lang w:eastAsia="en-IN"/>
+                <w14:ligatures w14:val="none"/>
+              </w:rPr>
+            </w:pPr>
+            <w:r>
+              <w:rPr>
+                <w:rFonts w:ascii="Times New Roman" w:eastAsia="Times New Roman" w:hAnsi="Times New Roman" w:cs="Times New Roman"/>
+                <w:kern w:val="0"/>
+                <w:lang w:eastAsia="en-IN"/>
+                <w14:ligatures w14:val="none"/>
+              </w:rPr>
+              <w:t>Parag Parikh Flexi Cap Fund</w:t>
+            </w:r>
+          </w:p>
+        </w:tc>
+        <w:tc>
+          <w:tcPr>
+            <w:tcW w:w="0" w:type="auto"/>
+            <w:vAlign w:val="center"/>
+            <w:hideMark/>
+          </w:tcPr>
+          <w:p>
+            <w:pPr>
+              <w:spacing w:before="100" w:beforeAutospacing="1" w:after="100" w:afterAutospacing="1" w:line="240" w:lineRule="auto"/>
+              <w:rPr>
+                <w:rFonts w:ascii="Times New Roman" w:eastAsia="Times New Roman" w:hAnsi="Times New Roman" w:cs="Times New Roman"/>
+                <w:kern w:val="0"/>
+                <w:lang w:eastAsia="en-IN"/>
+                <w14:ligatures w14:val="none"/>
+              </w:rPr>
+            </w:pPr>
+            <w:r>
+              <w:rPr>
+                <w:rFonts w:ascii="Times New Roman" w:eastAsia="Times New Roman" w:hAnsi="Times New Roman" w:cs="Times New Roman"/>
+                <w:kern w:val="0"/>
+                <w:lang w:eastAsia="en-IN"/>
+                <w14:ligatures w14:val="none"/>
+              </w:rPr>
+              <w:t>Market and investment-selection risk</w:t>
+            </w:r>
+          </w:p>
+        </w:tc>
+        <w:tc>
+          <w:tcPr>
+            <w:tcW w:w="0" w:type="auto"/>
+            <w:vAlign w:val="center"/>
+            <w:hideMark/>
+          </w:tcPr>
+          <w:p>
+            <w:pPr>
+              <w:spacing w:before="100" w:beforeAutospacing="1" w:after="100" w:afterAutospacing="1" w:line="240" w:lineRule="auto"/>
+              <w:rPr>
+                <w:rFonts w:ascii="Times New Roman" w:eastAsia="Times New Roman" w:hAnsi="Times New Roman" w:cs="Times New Roman"/>
+                <w:kern w:val="0"/>
+                <w:lang w:eastAsia="en-IN"/>
+                <w14:ligatures w14:val="none"/>
+              </w:rPr>
+            </w:pPr>
+            <w:r>
+              <w:rPr>
+                <w:rFonts w:ascii="Times New Roman" w:eastAsia="Times New Roman" w:hAnsi="Times New Roman" w:cs="Times New Roman"/>
+                <w:kern w:val="0"/>
+                <w:lang w:eastAsia="en-IN"/>
+                <w14:ligatures w14:val="none"/>
+              </w:rPr>
+              <w:t>Active stock selection and allocation decisions may cause it to outperform or underperform its benchmark.</w:t>
+            </w:r>
+          </w:p>
+        </w:tc>
+      </w:tr>
+      <w:tr>
+        <w:trPr>
+          <w:tblCellSpacing w:w="15" w:type="dxa"/>
+        </w:trPr>
+        <w:tc>
+          <w:tcPr>
+            <w:tcW w:w="0" w:type="auto"/>
+            <w:vAlign w:val="center"/>
+            <w:hideMark/>
+          </w:tcPr>
+          <w:p>
+            <w:pPr>
+              <w:spacing w:before="100" w:beforeAutospacing="1" w:after="100" w:afterAutospacing="1" w:line="240" w:lineRule="auto"/>
+              <w:rPr>
+                <w:rFonts w:ascii="Times New Roman" w:eastAsia="Times New Roman" w:hAnsi="Times New Roman" w:cs="Times New Roman"/>
+                <w:kern w:val="0"/>
+                <w:lang w:eastAsia="en-IN"/>
+                <w14:ligatures w14:val="none"/>
+              </w:rPr>
+            </w:pPr>
+            <w:r>
+              <w:rPr>
+                <w:rFonts w:ascii="Times New Roman" w:eastAsia="Times New Roman" w:hAnsi="Times New Roman" w:cs="Times New Roman"/>
+                <w:kern w:val="0"/>
+                <w:lang w:eastAsia="en-IN"/>
+                <w14:ligatures w14:val="none"/>
+              </w:rPr>
+              <w:t>HDFC Mid Cap Fund</w:t>
+            </w:r>
+          </w:p>
+        </w:tc>
+        <w:tc>
+          <w:tcPr>
+            <w:tcW w:w="0" w:type="auto"/>
+            <w:vAlign w:val="center"/>
+            <w:hideMark/>
+          </w:tcPr>
+          <w:p>
+            <w:pPr>
+              <w:spacing w:before="100" w:beforeAutospacing="1" w:after="100" w:afterAutospacing="1" w:line="240" w:lineRule="auto"/>
+              <w:rPr>
+                <w:rFonts w:ascii="Times New Roman" w:eastAsia="Times New Roman" w:hAnsi="Times New Roman" w:cs="Times New Roman"/>
+                <w:kern w:val="0"/>
+                <w:lang w:eastAsia="en-IN"/>
+                <w14:ligatures w14:val="none"/>
+              </w:rPr>
+            </w:pPr>
+            <w:r>
+              <w:rPr>
+                <w:rFonts w:ascii="Times New Roman" w:eastAsia="Times New Roman" w:hAnsi="Times New Roman" w:cs="Times New Roman"/>
+                <w:kern w:val="0"/>
+                <w:lang w:eastAsia="en-IN"/>
+                <w14:ligatures w14:val="none"/>
+              </w:rPr>
+              <w:t>Market and mid-cap risk</w:t>
+            </w:r>
+          </w:p>
+        </w:tc>
+        <w:tc>
+          <w:tcPr>
+            <w:tcW w:w="0" w:type="auto"/>
+            <w:vAlign w:val="center"/>
+            <w:hideMark/>
+          </w:tcPr>
+          <w:p>
+            <w:pPr>
+              <w:spacing w:before="100" w:beforeAutospacing="1" w:after="100" w:afterAutospacing="1" w:line="240" w:lineRule="auto"/>
+              <w:rPr>
+                <w:rFonts w:ascii="Times New Roman" w:eastAsia="Times New Roman" w:hAnsi="Times New Roman" w:cs="Times New Roman"/>
+                <w:kern w:val="0"/>
+                <w:lang w:eastAsia="en-IN"/>
+                <w14:ligatures w14:val="none"/>
+              </w:rPr>
+            </w:pPr>
+            <w:r>
+              <w:rPr>
+                <w:rFonts w:ascii="Times New Roman" w:eastAsia="Times New Roman" w:hAnsi="Times New Roman" w:cs="Times New Roman"/>
+                <w:kern w:val="0"/>
+                <w:lang w:eastAsia="en-IN"/>
+                <w14:ligatures w14:val="none"/>
+              </w:rPr>
+              <w:t>Mid-cap stocks can experience sharper price fluctuations and periods of underperformance.</w:t>
+            </w:r>
+          </w:p>
+        </w:tc>
+      </w:tr>
+    </w:tbl>
+    <w:p>
+      <w:pPr>
+        <w:spacing w:before="100" w:beforeAutospacing="1" w:after="100" w:afterAutospacing="1" w:line="240" w:lineRule="auto"/>
+        <w:rPr>
+          <w:rFonts w:ascii="Times New Roman" w:eastAsia="Times New Roman" w:hAnsi="Times New Roman" w:cs="Times New Roman"/>
+          <w:kern w:val="0"/>
+          <w:lang w:eastAsia="en-IN"/>
+          <w14:ligatures w14:val="none"/>
+        </w:rPr>
+      </w:pPr>
+      <w:r>
+        <w:rPr>
+          <w:rFonts w:ascii="Times New Roman" w:eastAsia="Times New Roman" w:hAnsi="Times New Roman" w:cs="Times New Roman"/>
+          <w:kern w:val="0"/>
+          <w:lang w:eastAsia="en-IN"/>
+          <w14:ligatures w14:val="none"/>
+        </w:rPr>
+        <w:t xml:space="preserve">All three are equity-oriented funds with a Very </w:t>
+      </w:r>
+      <w:proofErr w:type="gramStart"/>
+      <w:r>
+        <w:rPr>
+          <w:rFonts w:ascii="Times New Roman" w:eastAsia="Times New Roman" w:hAnsi="Times New Roman" w:cs="Times New Roman"/>
+          <w:kern w:val="0"/>
+          <w:lang w:eastAsia="en-IN"/>
+          <w14:ligatures w14:val="none"/>
+        </w:rPr>
+        <w:t>High risk</w:t>
+      </w:r>
+      <w:proofErr w:type="gramEnd"/>
+      <w:r>
+        <w:rPr>
+          <w:rFonts w:ascii="Times New Roman" w:eastAsia="Times New Roman" w:hAnsi="Times New Roman" w:cs="Times New Roman"/>
+          <w:kern w:val="0"/>
+          <w:lang w:eastAsia="en-IN"/>
+          <w14:ligatures w14:val="none"/>
+        </w:rPr>
+        <w:t xml:space="preserve"> classification in their published </w:t>
+      </w:r>
+      <w:proofErr w:type="spellStart"/>
+      <w:r>
+        <w:rPr>
+          <w:rFonts w:ascii="Times New Roman" w:eastAsia="Times New Roman" w:hAnsi="Times New Roman" w:cs="Times New Roman"/>
+          <w:kern w:val="0"/>
+          <w:lang w:eastAsia="en-IN"/>
+          <w14:ligatures w14:val="none"/>
+        </w:rPr>
+        <w:t>riskometers</w:t>
+      </w:r>
+      <w:proofErr w:type="spellEnd"/>
+      <w:r>
+        <w:rPr>
+          <w:rFonts w:ascii="Times New Roman" w:eastAsia="Times New Roman" w:hAnsi="Times New Roman" w:cs="Times New Roman"/>
+          <w:kern w:val="0"/>
+          <w:lang w:eastAsia="en-IN"/>
+          <w14:ligatures w14:val="none"/>
+        </w:rPr>
+        <w:t xml:space="preserve">. However, their actual volatility and potential losses can differ. A </w:t>
+      </w:r>
+      <w:proofErr w:type="spellStart"/>
+      <w:r>
+        <w:rPr>
+          <w:rFonts w:ascii="Times New Roman" w:eastAsia="Times New Roman" w:hAnsi="Times New Roman" w:cs="Times New Roman"/>
+          <w:kern w:val="0"/>
+          <w:lang w:eastAsia="en-IN"/>
+          <w14:ligatures w14:val="none"/>
+        </w:rPr>
+        <w:t>riskometer</w:t>
+      </w:r>
+      <w:proofErr w:type="spellEnd"/>
+      <w:r>
+        <w:rPr>
+          <w:rFonts w:ascii="Times New Roman" w:eastAsia="Times New Roman" w:hAnsi="Times New Roman" w:cs="Times New Roman"/>
+          <w:kern w:val="0"/>
+          <w:lang w:eastAsia="en-IN"/>
+          <w14:ligatures w14:val="none"/>
+        </w:rPr>
+        <w:t xml:space="preserve"> is a broad risk category, not a guarantee of how much a fund might lose.</w:t>
+      </w:r>
+    </w:p>
+    <w:p>
+      <w:pPr>
+        <w:spacing w:before="100" w:beforeAutospacing="1" w:after="100" w:afterAutospacing="1" w:line="240" w:lineRule="auto"/>
+        <w:outlineLvl w:val="1"/>
+        <w:rPr>
+          <w:rFonts w:ascii="Times New Roman" w:eastAsia="Times New Roman" w:hAnsi="Times New Roman" w:cs="Times New Roman"/>
+          <w:b/>
+          <w:bCs/>
+          <w:kern w:val="0"/>
+          <w:sz w:val="36"/>
+          <w:szCs w:val="36"/>
+          <w:lang w:eastAsia="en-IN"/>
+          <w14:ligatures w14:val="none"/>
+        </w:rPr>
+      </w:pPr>
+      <w:r>
+        <w:rPr>
+          <w:rFonts w:ascii="Times New Roman" w:eastAsia="Times New Roman" w:hAnsi="Times New Roman" w:cs="Times New Roman"/>
+          <w:b/>
+          <w:bCs/>
+          <w:kern w:val="0"/>
+          <w:sz w:val="36"/>
+          <w:szCs w:val="36"/>
+          <w:lang w:eastAsia="en-IN"/>
+          <w14:ligatures w14:val="none"/>
+        </w:rPr>
+        <w:t>7. Which fund is best according to me?</w:t>
+      </w:r>
+    </w:p>
+    <w:p>
+      <w:pPr>
+        <w:spacing w:before="100" w:beforeAutospacing="1" w:after="100" w:afterAutospacing="1" w:line="240" w:lineRule="auto"/>
+        <w:rPr>
+          <w:rFonts w:ascii="Times New Roman" w:eastAsia="Times New Roman" w:hAnsi="Times New Roman" w:cs="Times New Roman"/>
+          <w:kern w:val="0"/>
+          <w:lang w:eastAsia="en-IN"/>
+          <w14:ligatures w14:val="none"/>
+        </w:rPr>
+      </w:pPr>
+      <w:r>
+        <w:rPr>
+          <w:rFonts w:ascii="Times New Roman" w:eastAsia="Times New Roman" w:hAnsi="Times New Roman" w:cs="Times New Roman"/>
+          <w:kern w:val="0"/>
+          <w:lang w:eastAsia="en-IN"/>
+          <w14:ligatures w14:val="none"/>
+        </w:rPr>
+        <w:t>In my opinion, UTI Nifty 50 Index Fund is a reasonable choice for a simple, diversified starting point in an academic comparison, because its passive strategy tracks an established index of 50 major Indian companies. Its approach is relatively straightforward to understand, and its performance can be evaluated against the Nifty 50 Total Returns Index.</w:t>
+      </w:r>
+    </w:p>
+    <w:p>
+      <w:pPr>
+        <w:spacing w:before="100" w:beforeAutospacing="1" w:after="100" w:afterAutospacing="1" w:line="240" w:lineRule="auto"/>
+        <w:rPr>
+          <w:rFonts w:ascii="Times New Roman" w:eastAsia="Times New Roman" w:hAnsi="Times New Roman" w:cs="Times New Roman"/>
+          <w:kern w:val="0"/>
+          <w:lang w:eastAsia="en-IN"/>
+          <w14:ligatures w14:val="none"/>
+        </w:rPr>
+      </w:pPr>
+      <w:r>
+        <w:rPr>
+          <w:rFonts w:ascii="Times New Roman" w:eastAsia="Times New Roman" w:hAnsi="Times New Roman" w:cs="Times New Roman"/>
+          <w:kern w:val="0"/>
+          <w:lang w:eastAsia="en-IN"/>
+          <w14:ligatures w14:val="none"/>
+        </w:rPr>
+        <w:lastRenderedPageBreak/>
+        <w:t>However, this does not mean it is the best-performing fund. Parag Parikh Flexi Cap Fund offers active management and flexibility across market capitalisations, while HDFC Mid Cap Fund provides greater exposure to mid-sized companies. These strategies have different return and risk characteristics.</w:t>
+      </w:r>
+    </w:p>
+    <w:p>
+      <w:pPr>
+        <w:spacing w:before="100" w:beforeAutospacing="1" w:after="100" w:afterAutospacing="1" w:line="240" w:lineRule="auto"/>
+        <w:rPr>
+          <w:rFonts w:ascii="Times New Roman" w:eastAsia="Times New Roman" w:hAnsi="Times New Roman" w:cs="Times New Roman"/>
+          <w:kern w:val="0"/>
+          <w:lang w:eastAsia="en-IN"/>
+          <w14:ligatures w14:val="none"/>
+        </w:rPr>
+      </w:pPr>
+      <w:r>
+        <w:rPr>
+          <w:rFonts w:ascii="Times New Roman" w:eastAsia="Times New Roman" w:hAnsi="Times New Roman" w:cs="Times New Roman"/>
+          <w:kern w:val="0"/>
+          <w:lang w:eastAsia="en-IN"/>
+          <w14:ligatures w14:val="none"/>
+        </w:rPr>
+        <w:t>My conclusion would therefore depend on the objective:</w:t>
+      </w:r>
+    </w:p>
+    <w:p>
+      <w:pPr>
+        <w:numPr>
+          <w:ilvl w:val="0"/>
+          <w:numId w:val="7"/>
+        </w:numPr>
+        <w:spacing w:before="100" w:beforeAutospacing="1" w:after="100" w:afterAutospacing="1" w:line="240" w:lineRule="auto"/>
+        <w:rPr>
+          <w:rFonts w:ascii="Times New Roman" w:eastAsia="Times New Roman" w:hAnsi="Times New Roman" w:cs="Times New Roman"/>
+          <w:kern w:val="0"/>
+          <w:lang w:eastAsia="en-IN"/>
+          <w14:ligatures w14:val="none"/>
+        </w:rPr>
+      </w:pPr>
+      <w:r>
+        <w:rPr>
+          <w:rFonts w:ascii="Times New Roman" w:eastAsia="Times New Roman" w:hAnsi="Times New Roman" w:cs="Times New Roman"/>
+          <w:kern w:val="0"/>
+          <w:lang w:eastAsia="en-IN"/>
+          <w14:ligatures w14:val="none"/>
+        </w:rPr>
+        <w:t>Simplicity and index-based investing: UTI Nifty 50 Index Fund.</w:t>
+      </w:r>
+    </w:p>
+    <w:p>
+      <w:pPr>
+        <w:numPr>
+          <w:ilvl w:val="0"/>
+          <w:numId w:val="7"/>
+        </w:numPr>
+        <w:spacing w:before="100" w:beforeAutospacing="1" w:after="100" w:afterAutospacing="1" w:line="240" w:lineRule="auto"/>
+        <w:rPr>
+          <w:rFonts w:ascii="Times New Roman" w:eastAsia="Times New Roman" w:hAnsi="Times New Roman" w:cs="Times New Roman"/>
+          <w:kern w:val="0"/>
+          <w:lang w:eastAsia="en-IN"/>
+          <w14:ligatures w14:val="none"/>
+        </w:rPr>
+      </w:pPr>
+      <w:r>
+        <w:rPr>
+          <w:rFonts w:ascii="Times New Roman" w:eastAsia="Times New Roman" w:hAnsi="Times New Roman" w:cs="Times New Roman"/>
+          <w:kern w:val="0"/>
+          <w:lang w:eastAsia="en-IN"/>
+          <w14:ligatures w14:val="none"/>
+        </w:rPr>
+        <w:t>Flexible active management: Parag Parikh Flexi Cap Fund.</w:t>
+      </w:r>
+    </w:p>
+    <w:p>
+      <w:pPr>
+        <w:numPr>
+          <w:ilvl w:val="0"/>
+          <w:numId w:val="7"/>
+        </w:numPr>
+        <w:spacing w:before="100" w:beforeAutospacing="1" w:after="100" w:afterAutospacing="1" w:line="240" w:lineRule="auto"/>
+        <w:rPr>
+          <w:rFonts w:ascii="Times New Roman" w:eastAsia="Times New Roman" w:hAnsi="Times New Roman" w:cs="Times New Roman"/>
+          <w:kern w:val="0"/>
+          <w:lang w:eastAsia="en-IN"/>
+          <w14:ligatures w14:val="none"/>
+        </w:rPr>
+      </w:pPr>
+      <w:r>
+        <w:rPr>
+          <w:rFonts w:ascii="Times New Roman" w:eastAsia="Times New Roman" w:hAnsi="Times New Roman" w:cs="Times New Roman"/>
+          <w:kern w:val="0"/>
+          <w:lang w:eastAsia="en-IN"/>
+          <w14:ligatures w14:val="none"/>
+        </w:rPr>
+        <w:t>Exposure to mid-cap companies: HDFC Mid Cap Fund.</w:t>
+      </w:r>
+    </w:p>
+    <w:p>
+      <w:pPr>
+        <w:spacing w:before="100" w:beforeAutospacing="1" w:after="100" w:afterAutospacing="1" w:line="240" w:lineRule="auto"/>
+        <w:rPr>
+          <w:rFonts w:ascii="Times New Roman" w:eastAsia="Times New Roman" w:hAnsi="Times New Roman" w:cs="Times New Roman"/>
+          <w:kern w:val="0"/>
+          <w:lang w:eastAsia="en-IN"/>
+          <w14:ligatures w14:val="none"/>
+        </w:rPr>
+      </w:pPr>
+      <w:r>
+        <w:rPr>
+          <w:rFonts w:ascii="Times New Roman" w:eastAsia="Times New Roman" w:hAnsi="Times New Roman" w:cs="Times New Roman"/>
+          <w:kern w:val="0"/>
+          <w:lang w:eastAsia="en-IN"/>
+          <w14:ligatures w14:val="none"/>
+        </w:rPr>
+        <w:t>Past returns alone are not enough to declare one fund the winner. A proper decision should also consider fees, benchmark performance, volatility, investment horizon and the investor's ability to tolerate losses.</w:t>
+      </w:r>
+    </w:p>
+    <w:p>
+      <w:pPr>
+        <w:spacing w:before="100" w:beforeAutospacing="1" w:after="100" w:afterAutospacing="1" w:line="240" w:lineRule="auto"/>
+        <w:outlineLvl w:val="1"/>
+        <w:rPr>
+          <w:rFonts w:ascii="Times New Roman" w:eastAsia="Times New Roman" w:hAnsi="Times New Roman" w:cs="Times New Roman"/>
+          <w:b/>
+          <w:bCs/>
+          <w:kern w:val="0"/>
+          <w:sz w:val="36"/>
+          <w:szCs w:val="36"/>
+          <w:lang w:eastAsia="en-IN"/>
+          <w14:ligatures w14:val="none"/>
+        </w:rPr>
+      </w:pPr>
+      <w:r>
+        <w:rPr>
+          <w:rFonts w:ascii="Times New Roman" w:eastAsia="Times New Roman" w:hAnsi="Times New Roman" w:cs="Times New Roman"/>
+          <w:b/>
+          <w:bCs/>
+          <w:kern w:val="0"/>
+          <w:sz w:val="36"/>
+          <w:szCs w:val="36"/>
+          <w:lang w:eastAsia="en-IN"/>
+          <w14:ligatures w14:val="none"/>
+        </w:rPr>
+        <w:t>8. Conclusion</w:t>
+      </w:r>
+    </w:p>
+    <w:p>
+      <w:pPr>
+        <w:spacing w:before="100" w:beforeAutospacing="1" w:after="100" w:afterAutospacing="1" w:line="240" w:lineRule="auto"/>
+        <w:rPr>
+          <w:rFonts w:ascii="Times New Roman" w:eastAsia="Times New Roman" w:hAnsi="Times New Roman" w:cs="Times New Roman"/>
+          <w:kern w:val="0"/>
+          <w:lang w:eastAsia="en-IN"/>
+          <w14:ligatures w14:val="none"/>
+        </w:rPr>
+      </w:pPr>
+      <w:r>
+        <w:rPr>
+          <w:rFonts w:ascii="Times New Roman" w:eastAsia="Times New Roman" w:hAnsi="Times New Roman" w:cs="Times New Roman"/>
+          <w:kern w:val="0"/>
+          <w:lang w:eastAsia="en-IN"/>
+          <w14:ligatures w14:val="none"/>
+        </w:rPr>
+        <w:t>Through this project, I learned that mutual funds differ not only in their returns but also in their investment strategies and risk profiles. An index fund follows a market index, a flexi-cap fund allows active allocation across market capitalisations, and a mid-cap fund concentrates more heavily on medium-sized companies.</w:t>
+      </w:r>
+    </w:p>
+    <w:p>
+      <w:pPr>
+        <w:spacing w:before="100" w:beforeAutospacing="1" w:after="100" w:afterAutospacing="1" w:line="240" w:lineRule="auto"/>
+        <w:rPr>
+          <w:rFonts w:ascii="Times New Roman" w:eastAsia="Times New Roman" w:hAnsi="Times New Roman" w:cs="Times New Roman"/>
+          <w:kern w:val="0"/>
+          <w:lang w:eastAsia="en-IN"/>
+          <w14:ligatures w14:val="none"/>
+        </w:rPr>
+      </w:pPr>
+      <w:r>
+        <w:rPr>
+          <w:rFonts w:ascii="Times New Roman" w:eastAsia="Times New Roman" w:hAnsi="Times New Roman" w:cs="Times New Roman"/>
+          <w:kern w:val="0"/>
+          <w:lang w:eastAsia="en-IN"/>
+          <w14:ligatures w14:val="none"/>
+        </w:rPr>
+        <w:t>I also learned that comparing mutual funds requires consistent data. A return from a Direct Growth plan cannot be fairly compared with a return from a Regular IDCW plan without accounting for the differences. Similarly, a high three-year return does not guarantee strong performance in the future.</w:t>
+      </w:r>
+    </w:p>
+    <w:p>
+      <w:pPr>
+        <w:spacing w:before="100" w:beforeAutospacing="1" w:after="100" w:afterAutospacing="1" w:line="240" w:lineRule="auto"/>
+        <w:rPr>
+          <w:rFonts w:ascii="Times New Roman" w:eastAsia="Times New Roman" w:hAnsi="Times New Roman" w:cs="Times New Roman"/>
+          <w:kern w:val="0"/>
+          <w:lang w:eastAsia="en-IN"/>
+          <w14:ligatures w14:val="none"/>
+        </w:rPr>
+      </w:pPr>
+      <w:r>
+        <w:rPr>
+          <w:rFonts w:ascii="Times New Roman" w:eastAsia="Times New Roman" w:hAnsi="Times New Roman" w:cs="Times New Roman"/>
+          <w:kern w:val="0"/>
+          <w:lang w:eastAsia="en-IN"/>
+          <w14:ligatures w14:val="none"/>
+        </w:rPr>
+        <w:t>Overall, I consider UTI Nifty 50 Index Fund a useful example of a straightforward passive investment strategy, while the other two funds demonstrate the potential advantages and risks of active management. The most suitable fund ultimately depends on the investor's objectives and risk tolerance.</w:t>
+      </w:r>
+    </w:p>
+    <w:p>
+      <w:pPr>
+        <w:spacing w:before="100" w:beforeAutospacing="1" w:after="100" w:afterAutospacing="1" w:line="240" w:lineRule="auto"/>
+        <w:outlineLvl w:val="1"/>
+        <w:rPr>
+          <w:rFonts w:ascii="Times New Roman" w:eastAsia="Times New Roman" w:hAnsi="Times New Roman" w:cs="Times New Roman"/>
+          <w:b/>
+          <w:bCs/>
+          <w:kern w:val="0"/>
+          <w:sz w:val="36"/>
+          <w:szCs w:val="36"/>
+          <w:lang w:eastAsia="en-IN"/>
+          <w14:ligatures w14:val="none"/>
+        </w:rPr>
+      </w:pPr>
+      <w:r>
+        <w:rPr>
+          <w:rFonts w:ascii="Times New Roman" w:eastAsia="Times New Roman" w:hAnsi="Times New Roman" w:cs="Times New Roman"/>
+          <w:b/>
+          <w:bCs/>
+          <w:kern w:val="0"/>
+          <w:sz w:val="36"/>
+          <w:szCs w:val="36"/>
+          <w:lang w:eastAsia="en-IN"/>
+          <w14:ligatures w14:val="none"/>
+        </w:rPr>
+        <w:t>9. Bibliography</w:t>
+      </w:r>
+    </w:p>
+    <w:p>
+      <w:pPr>
+        <w:numPr>
+          <w:ilvl w:val="0"/>
+          <w:numId w:val="8"/>
+        </w:numPr>
+        <w:spacing w:before="100" w:beforeAutospacing="1" w:after="100" w:afterAutospacing="1" w:line="240" w:lineRule="auto"/>
+        <w:rPr>
+          <w:rFonts w:ascii="Times New Roman" w:eastAsia="Times New Roman" w:hAnsi="Times New Roman" w:cs="Times New Roman"/>
+          <w:kern w:val="0"/>
+          <w:lang w:eastAsia="en-IN"/>
+          <w14:ligatures w14:val="none"/>
+        </w:rPr>
+      </w:pPr>
+      <w:r>
+        <w:rPr>
+          <w:rFonts w:ascii="Times New Roman" w:eastAsia="Times New Roman" w:hAnsi="Times New Roman" w:cs="Times New Roman"/>
+          <w:kern w:val="0"/>
+          <w:lang w:eastAsia="en-IN"/>
+          <w14:ligatures w14:val="none"/>
+        </w:rPr>
+        <w:t>UTI Mutual Fund — official scheme information and performance.</w:t>
+      </w:r>
+    </w:p>
+    <w:p>
+      <w:pPr>
+        <w:numPr>
+          <w:ilvl w:val="0"/>
+          <w:numId w:val="8"/>
+        </w:numPr>
+        <w:spacing w:before="100" w:beforeAutospacing="1" w:after="100" w:afterAutospacing="1" w:line="240" w:lineRule="auto"/>
+        <w:rPr>
+          <w:rFonts w:ascii="Times New Roman" w:eastAsia="Times New Roman" w:hAnsi="Times New Roman" w:cs="Times New Roman"/>
+          <w:kern w:val="0"/>
+          <w:lang w:eastAsia="en-IN"/>
+          <w14:ligatures w14:val="none"/>
+        </w:rPr>
+      </w:pPr>
+      <w:r>
+        <w:rPr>
+          <w:rFonts w:ascii="Times New Roman" w:eastAsia="Times New Roman" w:hAnsi="Times New Roman" w:cs="Times New Roman"/>
+          <w:kern w:val="0"/>
+          <w:lang w:eastAsia="en-IN"/>
+          <w14:ligatures w14:val="none"/>
+        </w:rPr>
+        <w:t>PPFAS Mutual Fund — official factsheets and fund information.</w:t>
+      </w:r>
+    </w:p>
+    <w:p>
+      <w:pPr>
+        <w:numPr>
+          <w:ilvl w:val="0"/>
+          <w:numId w:val="8"/>
+        </w:numPr>
+        <w:spacing w:before="100" w:beforeAutospacing="1" w:after="100" w:afterAutospacing="1" w:line="240" w:lineRule="auto"/>
+        <w:rPr>
+          <w:rFonts w:ascii="Times New Roman" w:eastAsia="Times New Roman" w:hAnsi="Times New Roman" w:cs="Times New Roman"/>
+          <w:kern w:val="0"/>
+          <w:lang w:eastAsia="en-IN"/>
+          <w14:ligatures w14:val="none"/>
+        </w:rPr>
+      </w:pPr>
+      <w:r>
+        <w:rPr>
+          <w:rFonts w:ascii="Times New Roman" w:eastAsia="Times New Roman" w:hAnsi="Times New Roman" w:cs="Times New Roman"/>
+          <w:kern w:val="0"/>
+          <w:lang w:eastAsia="en-IN"/>
+          <w14:ligatures w14:val="none"/>
+        </w:rPr>
+        <w:t xml:space="preserve">HDFC Mutual Fund — official scheme information and </w:t>
+      </w:r>
+      <w:proofErr w:type="spellStart"/>
+      <w:r>
+        <w:rPr>
+          <w:rFonts w:ascii="Times New Roman" w:eastAsia="Times New Roman" w:hAnsi="Times New Roman" w:cs="Times New Roman"/>
+          <w:kern w:val="0"/>
+          <w:lang w:eastAsia="en-IN"/>
+          <w14:ligatures w14:val="none"/>
+        </w:rPr>
+        <w:t>riskometer</w:t>
+      </w:r>
+      <w:proofErr w:type="spellEnd"/>
+      <w:r>
+        <w:rPr>
+          <w:rFonts w:ascii="Times New Roman" w:eastAsia="Times New Roman" w:hAnsi="Times New Roman" w:cs="Times New Roman"/>
+          <w:kern w:val="0"/>
+          <w:lang w:eastAsia="en-IN"/>
+          <w14:ligatures w14:val="none"/>
+        </w:rPr>
+        <w:t>.</w:t>
+      </w:r>
+    </w:p>
+    <w:p>
+      <w:pPr>
+        <w:numPr>
+          <w:ilvl w:val="0"/>
+          <w:numId w:val="8"/>
+        </w:numPr>
+        <w:spacing w:before="100" w:beforeAutospacing="1" w:after="100" w:afterAutospacing="1" w:line="240" w:lineRule="auto"/>
+        <w:rPr>
+          <w:rFonts w:ascii="Times New Roman" w:eastAsia="Times New Roman" w:hAnsi="Times New Roman" w:cs="Times New Roman"/>
+          <w:kern w:val="0"/>
+          <w:lang w:eastAsia="en-IN"/>
+          <w14:ligatures w14:val="none"/>
+        </w:rPr>
+      </w:pPr>
+      <w:r>
+        <w:rPr>
+          <w:rFonts w:ascii="Times New Roman" w:eastAsia="Times New Roman" w:hAnsi="Times New Roman" w:cs="Times New Roman"/>
+          <w:kern w:val="0"/>
+          <w:lang w:eastAsia="en-IN"/>
+          <w14:ligatures w14:val="none"/>
+        </w:rPr>
+        <w:t xml:space="preserve">National Stock Exchange of India — Nifty 50 Index information. </w:t>
+      </w:r>
+    </w:p>
+    <w:p>
+      <w:pPr>
+        <w:spacing w:beforeAutospacing="1" w:after="0" w:afterAutospacing="1" w:line="240" w:lineRule="auto"/>
+        <w:ind w:left="720"/>
+        <w:rPr>
+          <w:rFonts w:ascii="Times New Roman" w:eastAsia="Times New Roman" w:hAnsi="Times New Roman" w:cs="Times New Roman"/>
+          <w:kern w:val="0"/>
+          <w:lang w:eastAsia="en-IN"/>
+          <w14:ligatures w14:val="none"/>
+        </w:rPr>
+      </w:pPr>
+    </w:p>
+    <w:p>
+      <w:pPr>
+        <w:rPr>
+          <w:b/>
+          <w:bCs/>
+          <w:sz w:val="28"/>
+          <w:szCs w:val="28"/>
         </w:rPr>
       </w:pPr>
     </w:p>
@@ -53,6 +3383,155 @@
 <file path=word/numbering.xml><?xml version="1.0" encoding="utf-8"?>
 <w:numbering xmlns:wpc="http://schemas.microsoft.com/office/word/2010/wordprocessingCanvas" xmlns:cx="http://schemas.microsoft.com/office/drawing/2014/chartex" xmlns:cx1="http://schemas.microsoft.com/office/drawing/2015/9/8/chartex" xmlns:cx2="http://schemas.microsoft.com/office/drawing/2015/10/21/chartex" xmlns:cx3="http://schemas.microsoft.com/office/drawing/2016/5/9/chartex" xmlns:cx4="http://schemas.microsoft.com/office/drawing/2016/5/10/chartex" xmlns:cx5="http://schemas.microsoft.com/office/drawing/2016/5/11/chartex" xmlns:cx6="http://schemas.microsoft.com/office/drawing/2016/5/12/chartex" xmlns:cx7="http://schemas.microsoft.com/office/drawing/2016/5/13/chartex" xmlns:cx8="http://schemas.microsoft.com/office/drawing/2016/5/14/chartex" xmlns:mc="http://schemas.openxmlformats.org/markup-compatibility/2006" xmlns:aink="http://schemas.microsoft.com/office/drawing/2016/ink" xmlns:am3d="http://schemas.microsoft.com/office/drawing/2017/model3d" xmlns:o="urn:schemas-microsoft-com:office:office" xmlns:oel="http://schemas.microsoft.com/office/2019/extlst" xmlns:r="http://schemas.openxmlformats.org/officeDocument/2006/relationships" xmlns:m="http://schemas.openxmlformats.org/officeDocument/2006/math" xmlns:v="urn:schemas-microsoft-com:vml" xmlns:wp14="http://schemas.microsoft.com/office/word/2010/wordprocessingDrawing" xmlns:wp="http://schemas.openxmlformats.org/drawingml/2006/wordprocessingDrawing" xmlns:w10="urn:schemas-microsoft-com:office:word" xmlns:w="http://schemas.openxmlformats.org/wordprocessingml/2006/main" xmlns:w14="http://schemas.microsoft.com/office/word/2010/wordml" xmlns:w15="http://schemas.microsoft.com/office/word/2012/wordml" xmlns:w16cex="http://schemas.microsoft.com/office/word/2018/wordml/cex" xmlns:w16cid="http://schemas.microsoft.com/office/word/2016/wordml/cid" xmlns:w16="http://schemas.microsoft.com/office/word/2018/wordml" xmlns:w16du="http://schemas.microsoft.com/office/word/2023/wordml/word16du" xmlns:w16sdtdh="http://schemas.microsoft.com/office/word/2020/wordml/sdtdatahash" xmlns:w16sdtfl="http://schemas.microsoft.com/office/word/2024/wordml/sdtformatlock" xmlns:w16se="http://schemas.microsoft.com/office/word/2015/wordml/symex" xmlns:wpg="http://schemas.microsoft.com/office/word/2010/wordprocessingGroup" xmlns:wpi="http://schemas.microsoft.com/office/word/2010/wordprocessingInk" xmlns:wne="http://schemas.microsoft.com/office/word/2006/wordml" xmlns:wps="http://schemas.microsoft.com/office/word/2010/wordprocessingShape" mc:Ignorable="w14 w15 w16se w16cid w16 w16cex w16sdtdh w16sdtfl w16du wp14">
   <w:abstractNum w:abstractNumId="0" w15:restartNumberingAfterBreak="0">
+    <w:nsid w:val="11DC685A"/>
+    <w:multiLevelType w:val="multilevel"/>
+    <w:tmpl w:val="2B1ACA28"/>
+    <w:lvl w:ilvl="0">
+      <w:start w:val="1"/>
+      <w:numFmt w:val="bullet"/>
+      <w:lvlText w:val=""/>
+      <w:lvlJc w:val="left"/>
+      <w:pPr>
+        <w:tabs>
+          <w:tab w:val="num" w:pos="720"/>
+        </w:tabs>
+        <w:ind w:left="720" w:hanging="360"/>
+      </w:pPr>
+      <w:rPr>
+        <w:rFonts w:ascii="Symbol" w:hAnsi="Symbol" w:hint="default"/>
+        <w:sz w:val="20"/>
+      </w:rPr>
+    </w:lvl>
+    <w:lvl w:ilvl="1" w:tentative="1">
+      <w:start w:val="1"/>
+      <w:numFmt w:val="bullet"/>
+      <w:lvlText w:val="o"/>
+      <w:lvlJc w:val="left"/>
+      <w:pPr>
+        <w:tabs>
+          <w:tab w:val="num" w:pos="1440"/>
+        </w:tabs>
+        <w:ind w:left="1440" w:hanging="360"/>
+      </w:pPr>
+      <w:rPr>
+        <w:rFonts w:ascii="Courier New" w:hAnsi="Courier New" w:hint="default"/>
+        <w:sz w:val="20"/>
+      </w:rPr>
+    </w:lvl>
+    <w:lvl w:ilvl="2" w:tentative="1">
+      <w:start w:val="1"/>
+      <w:numFmt w:val="bullet"/>
+      <w:lvlText w:val=""/>
+      <w:lvlJc w:val="left"/>
+      <w:pPr>
+        <w:tabs>
+          <w:tab w:val="num" w:pos="2160"/>
+        </w:tabs>
+        <w:ind w:left="2160" w:hanging="360"/>
+      </w:pPr>
+      <w:rPr>
+        <w:rFonts w:ascii="Wingdings" w:hAnsi="Wingdings" w:hint="default"/>
+        <w:sz w:val="20"/>
+      </w:rPr>
+    </w:lvl>
+    <w:lvl w:ilvl="3" w:tentative="1">
+      <w:start w:val="1"/>
+      <w:numFmt w:val="bullet"/>
+      <w:lvlText w:val=""/>
+      <w:lvlJc w:val="left"/>
+      <w:pPr>
+        <w:tabs>
+          <w:tab w:val="num" w:pos="2880"/>
+        </w:tabs>
+        <w:ind w:left="2880" w:hanging="360"/>
+      </w:pPr>
+      <w:rPr>
+        <w:rFonts w:ascii="Wingdings" w:hAnsi="Wingdings" w:hint="default"/>
+        <w:sz w:val="20"/>
+      </w:rPr>
+    </w:lvl>
+    <w:lvl w:ilvl="4" w:tentative="1">
+      <w:start w:val="1"/>
+      <w:numFmt w:val="bullet"/>
+      <w:lvlText w:val=""/>
+      <w:lvlJc w:val="left"/>
+      <w:pPr>
+        <w:tabs>
+          <w:tab w:val="num" w:pos="3600"/>
+        </w:tabs>
+        <w:ind w:left="3600" w:hanging="360"/>
+      </w:pPr>
+      <w:rPr>
+        <w:rFonts w:ascii="Wingdings" w:hAnsi="Wingdings" w:hint="default"/>
+        <w:sz w:val="20"/>
+      </w:rPr>
+    </w:lvl>
+    <w:lvl w:ilvl="5" w:tentative="1">
+      <w:start w:val="1"/>
+      <w:numFmt w:val="bullet"/>
+      <w:lvlText w:val=""/>
+      <w:lvlJc w:val="left"/>
+      <w:pPr>
+        <w:tabs>
+          <w:tab w:val="num" w:pos="4320"/>
+        </w:tabs>
+        <w:ind w:left="4320" w:hanging="360"/>
+      </w:pPr>
+      <w:rPr>
+        <w:rFonts w:ascii="Wingdings" w:hAnsi="Wingdings" w:hint="default"/>
+        <w:sz w:val="20"/>
+      </w:rPr>
+    </w:lvl>
+    <w:lvl w:ilvl="6" w:tentative="1">
+      <w:start w:val="1"/>
+      <w:numFmt w:val="bullet"/>
+      <w:lvlText w:val=""/>
+      <w:lvlJc w:val="left"/>
+      <w:pPr>
+        <w:tabs>
+          <w:tab w:val="num" w:pos="5040"/>
+        </w:tabs>
+        <w:ind w:left="5040" w:hanging="360"/>
+      </w:pPr>
+      <w:rPr>
+        <w:rFonts w:ascii="Wingdings" w:hAnsi="Wingdings" w:hint="default"/>
+        <w:sz w:val="20"/>
+      </w:rPr>
+    </w:lvl>
+    <w:lvl w:ilvl="7" w:tentative="1">
+      <w:start w:val="1"/>
+      <w:numFmt w:val="bullet"/>
+      <w:lvlText w:val=""/>
+      <w:lvlJc w:val="left"/>
+      <w:pPr>
+        <w:tabs>
+          <w:tab w:val="num" w:pos="5760"/>
+        </w:tabs>
+        <w:ind w:left="5760" w:hanging="360"/>
+      </w:pPr>
+      <w:rPr>
+        <w:rFonts w:ascii="Wingdings" w:hAnsi="Wingdings" w:hint="default"/>
+        <w:sz w:val="20"/>
+      </w:rPr>
+    </w:lvl>
+    <w:lvl w:ilvl="8" w:tentative="1">
+      <w:start w:val="1"/>
+      <w:numFmt w:val="bullet"/>
+      <w:lvlText w:val=""/>
+      <w:lvlJc w:val="left"/>
+      <w:pPr>
+        <w:tabs>
+          <w:tab w:val="num" w:pos="6480"/>
+        </w:tabs>
+        <w:ind w:left="6480" w:hanging="360"/>
+      </w:pPr>
+      <w:rPr>
+        <w:rFonts w:ascii="Wingdings" w:hAnsi="Wingdings" w:hint="default"/>
+        <w:sz w:val="20"/>
+      </w:rPr>
+    </w:lvl>
+  </w:abstractNum>
+  <w:abstractNum w:abstractNumId="1" w15:restartNumberingAfterBreak="0">
     <w:nsid w:val="2AEA1432"/>
     <w:multiLevelType w:val="hybridMultilevel"/>
     <w:tmpl w:val="37424DF2"/>
@@ -141,8 +3620,851 @@
       </w:pPr>
     </w:lvl>
   </w:abstractNum>
+  <w:abstractNum w:abstractNumId="2" w15:restartNumberingAfterBreak="0">
+    <w:nsid w:val="3D006244"/>
+    <w:multiLevelType w:val="multilevel"/>
+    <w:tmpl w:val="2A74EF94"/>
+    <w:lvl w:ilvl="0">
+      <w:start w:val="1"/>
+      <w:numFmt w:val="bullet"/>
+      <w:lvlText w:val=""/>
+      <w:lvlJc w:val="left"/>
+      <w:pPr>
+        <w:tabs>
+          <w:tab w:val="num" w:pos="720"/>
+        </w:tabs>
+        <w:ind w:left="720" w:hanging="360"/>
+      </w:pPr>
+      <w:rPr>
+        <w:rFonts w:ascii="Symbol" w:hAnsi="Symbol" w:hint="default"/>
+        <w:sz w:val="20"/>
+      </w:rPr>
+    </w:lvl>
+    <w:lvl w:ilvl="1" w:tentative="1">
+      <w:start w:val="1"/>
+      <w:numFmt w:val="bullet"/>
+      <w:lvlText w:val="o"/>
+      <w:lvlJc w:val="left"/>
+      <w:pPr>
+        <w:tabs>
+          <w:tab w:val="num" w:pos="1440"/>
+        </w:tabs>
+        <w:ind w:left="1440" w:hanging="360"/>
+      </w:pPr>
+      <w:rPr>
+        <w:rFonts w:ascii="Courier New" w:hAnsi="Courier New" w:hint="default"/>
+        <w:sz w:val="20"/>
+      </w:rPr>
+    </w:lvl>
+    <w:lvl w:ilvl="2" w:tentative="1">
+      <w:start w:val="1"/>
+      <w:numFmt w:val="bullet"/>
+      <w:lvlText w:val=""/>
+      <w:lvlJc w:val="left"/>
+      <w:pPr>
+        <w:tabs>
+          <w:tab w:val="num" w:pos="2160"/>
+        </w:tabs>
+        <w:ind w:left="2160" w:hanging="360"/>
+      </w:pPr>
+      <w:rPr>
+        <w:rFonts w:ascii="Wingdings" w:hAnsi="Wingdings" w:hint="default"/>
+        <w:sz w:val="20"/>
+      </w:rPr>
+    </w:lvl>
+    <w:lvl w:ilvl="3" w:tentative="1">
+      <w:start w:val="1"/>
+      <w:numFmt w:val="bullet"/>
+      <w:lvlText w:val=""/>
+      <w:lvlJc w:val="left"/>
+      <w:pPr>
+        <w:tabs>
+          <w:tab w:val="num" w:pos="2880"/>
+        </w:tabs>
+        <w:ind w:left="2880" w:hanging="360"/>
+      </w:pPr>
+      <w:rPr>
+        <w:rFonts w:ascii="Wingdings" w:hAnsi="Wingdings" w:hint="default"/>
+        <w:sz w:val="20"/>
+      </w:rPr>
+    </w:lvl>
+    <w:lvl w:ilvl="4" w:tentative="1">
+      <w:start w:val="1"/>
+      <w:numFmt w:val="bullet"/>
+      <w:lvlText w:val=""/>
+      <w:lvlJc w:val="left"/>
+      <w:pPr>
+        <w:tabs>
+          <w:tab w:val="num" w:pos="3600"/>
+        </w:tabs>
+        <w:ind w:left="3600" w:hanging="360"/>
+      </w:pPr>
+      <w:rPr>
+        <w:rFonts w:ascii="Wingdings" w:hAnsi="Wingdings" w:hint="default"/>
+        <w:sz w:val="20"/>
+      </w:rPr>
+    </w:lvl>
+    <w:lvl w:ilvl="5" w:tentative="1">
+      <w:start w:val="1"/>
+      <w:numFmt w:val="bullet"/>
+      <w:lvlText w:val=""/>
+      <w:lvlJc w:val="left"/>
+      <w:pPr>
+        <w:tabs>
+          <w:tab w:val="num" w:pos="4320"/>
+        </w:tabs>
+        <w:ind w:left="4320" w:hanging="360"/>
+      </w:pPr>
+      <w:rPr>
+        <w:rFonts w:ascii="Wingdings" w:hAnsi="Wingdings" w:hint="default"/>
+        <w:sz w:val="20"/>
+      </w:rPr>
+    </w:lvl>
+    <w:lvl w:ilvl="6" w:tentative="1">
+      <w:start w:val="1"/>
+      <w:numFmt w:val="bullet"/>
+      <w:lvlText w:val=""/>
+      <w:lvlJc w:val="left"/>
+      <w:pPr>
+        <w:tabs>
+          <w:tab w:val="num" w:pos="5040"/>
+        </w:tabs>
+        <w:ind w:left="5040" w:hanging="360"/>
+      </w:pPr>
+      <w:rPr>
+        <w:rFonts w:ascii="Wingdings" w:hAnsi="Wingdings" w:hint="default"/>
+        <w:sz w:val="20"/>
+      </w:rPr>
+    </w:lvl>
+    <w:lvl w:ilvl="7" w:tentative="1">
+      <w:start w:val="1"/>
+      <w:numFmt w:val="bullet"/>
+      <w:lvlText w:val=""/>
+      <w:lvlJc w:val="left"/>
+      <w:pPr>
+        <w:tabs>
+          <w:tab w:val="num" w:pos="5760"/>
+        </w:tabs>
+        <w:ind w:left="5760" w:hanging="360"/>
+      </w:pPr>
+      <w:rPr>
+        <w:rFonts w:ascii="Wingdings" w:hAnsi="Wingdings" w:hint="default"/>
+        <w:sz w:val="20"/>
+      </w:rPr>
+    </w:lvl>
+    <w:lvl w:ilvl="8" w:tentative="1">
+      <w:start w:val="1"/>
+      <w:numFmt w:val="bullet"/>
+      <w:lvlText w:val=""/>
+      <w:lvlJc w:val="left"/>
+      <w:pPr>
+        <w:tabs>
+          <w:tab w:val="num" w:pos="6480"/>
+        </w:tabs>
+        <w:ind w:left="6480" w:hanging="360"/>
+      </w:pPr>
+      <w:rPr>
+        <w:rFonts w:ascii="Wingdings" w:hAnsi="Wingdings" w:hint="default"/>
+        <w:sz w:val="20"/>
+      </w:rPr>
+    </w:lvl>
+  </w:abstractNum>
+  <w:abstractNum w:abstractNumId="3" w15:restartNumberingAfterBreak="0">
+    <w:nsid w:val="5E7B4CBB"/>
+    <w:multiLevelType w:val="multilevel"/>
+    <w:tmpl w:val="B7EC8446"/>
+    <w:lvl w:ilvl="0">
+      <w:start w:val="1"/>
+      <w:numFmt w:val="decimal"/>
+      <w:lvlText w:val="%1."/>
+      <w:lvlJc w:val="left"/>
+      <w:pPr>
+        <w:tabs>
+          <w:tab w:val="num" w:pos="720"/>
+        </w:tabs>
+        <w:ind w:left="720" w:hanging="360"/>
+      </w:pPr>
+    </w:lvl>
+    <w:lvl w:ilvl="1" w:tentative="1">
+      <w:start w:val="1"/>
+      <w:numFmt w:val="decimal"/>
+      <w:lvlText w:val="%2."/>
+      <w:lvlJc w:val="left"/>
+      <w:pPr>
+        <w:tabs>
+          <w:tab w:val="num" w:pos="1440"/>
+        </w:tabs>
+        <w:ind w:left="1440" w:hanging="360"/>
+      </w:pPr>
+    </w:lvl>
+    <w:lvl w:ilvl="2" w:tentative="1">
+      <w:start w:val="1"/>
+      <w:numFmt w:val="decimal"/>
+      <w:lvlText w:val="%3."/>
+      <w:lvlJc w:val="left"/>
+      <w:pPr>
+        <w:tabs>
+          <w:tab w:val="num" w:pos="2160"/>
+        </w:tabs>
+        <w:ind w:left="2160" w:hanging="360"/>
+      </w:pPr>
+    </w:lvl>
+    <w:lvl w:ilvl="3" w:tentative="1">
+      <w:start w:val="1"/>
+      <w:numFmt w:val="decimal"/>
+      <w:lvlText w:val="%4."/>
+      <w:lvlJc w:val="left"/>
+      <w:pPr>
+        <w:tabs>
+          <w:tab w:val="num" w:pos="2880"/>
+        </w:tabs>
+        <w:ind w:left="2880" w:hanging="360"/>
+      </w:pPr>
+    </w:lvl>
+    <w:lvl w:ilvl="4" w:tentative="1">
+      <w:start w:val="1"/>
+      <w:numFmt w:val="decimal"/>
+      <w:lvlText w:val="%5."/>
+      <w:lvlJc w:val="left"/>
+      <w:pPr>
+        <w:tabs>
+          <w:tab w:val="num" w:pos="3600"/>
+        </w:tabs>
+        <w:ind w:left="3600" w:hanging="360"/>
+      </w:pPr>
+    </w:lvl>
+    <w:lvl w:ilvl="5" w:tentative="1">
+      <w:start w:val="1"/>
+      <w:numFmt w:val="decimal"/>
+      <w:lvlText w:val="%6."/>
+      <w:lvlJc w:val="left"/>
+      <w:pPr>
+        <w:tabs>
+          <w:tab w:val="num" w:pos="4320"/>
+        </w:tabs>
+        <w:ind w:left="4320" w:hanging="360"/>
+      </w:pPr>
+    </w:lvl>
+    <w:lvl w:ilvl="6" w:tentative="1">
+      <w:start w:val="1"/>
+      <w:numFmt w:val="decimal"/>
+      <w:lvlText w:val="%7."/>
+      <w:lvlJc w:val="left"/>
+      <w:pPr>
+        <w:tabs>
+          <w:tab w:val="num" w:pos="5040"/>
+        </w:tabs>
+        <w:ind w:left="5040" w:hanging="360"/>
+      </w:pPr>
+    </w:lvl>
+    <w:lvl w:ilvl="7" w:tentative="1">
+      <w:start w:val="1"/>
+      <w:numFmt w:val="decimal"/>
+      <w:lvlText w:val="%8."/>
+      <w:lvlJc w:val="left"/>
+      <w:pPr>
+        <w:tabs>
+          <w:tab w:val="num" w:pos="5760"/>
+        </w:tabs>
+        <w:ind w:left="5760" w:hanging="360"/>
+      </w:pPr>
+    </w:lvl>
+    <w:lvl w:ilvl="8" w:tentative="1">
+      <w:start w:val="1"/>
+      <w:numFmt w:val="decimal"/>
+      <w:lvlText w:val="%9."/>
+      <w:lvlJc w:val="left"/>
+      <w:pPr>
+        <w:tabs>
+          <w:tab w:val="num" w:pos="6480"/>
+        </w:tabs>
+        <w:ind w:left="6480" w:hanging="360"/>
+      </w:pPr>
+    </w:lvl>
+  </w:abstractNum>
+  <w:abstractNum w:abstractNumId="4" w15:restartNumberingAfterBreak="0">
+    <w:nsid w:val="5FAD48CA"/>
+    <w:multiLevelType w:val="multilevel"/>
+    <w:tmpl w:val="74D0BAF4"/>
+    <w:lvl w:ilvl="0">
+      <w:start w:val="1"/>
+      <w:numFmt w:val="bullet"/>
+      <w:lvlText w:val=""/>
+      <w:lvlJc w:val="left"/>
+      <w:pPr>
+        <w:tabs>
+          <w:tab w:val="num" w:pos="720"/>
+        </w:tabs>
+        <w:ind w:left="720" w:hanging="360"/>
+      </w:pPr>
+      <w:rPr>
+        <w:rFonts w:ascii="Symbol" w:hAnsi="Symbol" w:hint="default"/>
+        <w:sz w:val="20"/>
+      </w:rPr>
+    </w:lvl>
+    <w:lvl w:ilvl="1" w:tentative="1">
+      <w:start w:val="1"/>
+      <w:numFmt w:val="bullet"/>
+      <w:lvlText w:val="o"/>
+      <w:lvlJc w:val="left"/>
+      <w:pPr>
+        <w:tabs>
+          <w:tab w:val="num" w:pos="1440"/>
+        </w:tabs>
+        <w:ind w:left="1440" w:hanging="360"/>
+      </w:pPr>
+      <w:rPr>
+        <w:rFonts w:ascii="Courier New" w:hAnsi="Courier New" w:hint="default"/>
+        <w:sz w:val="20"/>
+      </w:rPr>
+    </w:lvl>
+    <w:lvl w:ilvl="2" w:tentative="1">
+      <w:start w:val="1"/>
+      <w:numFmt w:val="bullet"/>
+      <w:lvlText w:val=""/>
+      <w:lvlJc w:val="left"/>
+      <w:pPr>
+        <w:tabs>
+          <w:tab w:val="num" w:pos="2160"/>
+        </w:tabs>
+        <w:ind w:left="2160" w:hanging="360"/>
+      </w:pPr>
+      <w:rPr>
+        <w:rFonts w:ascii="Wingdings" w:hAnsi="Wingdings" w:hint="default"/>
+        <w:sz w:val="20"/>
+      </w:rPr>
+    </w:lvl>
+    <w:lvl w:ilvl="3" w:tentative="1">
+      <w:start w:val="1"/>
+      <w:numFmt w:val="bullet"/>
+      <w:lvlText w:val=""/>
+      <w:lvlJc w:val="left"/>
+      <w:pPr>
+        <w:tabs>
+          <w:tab w:val="num" w:pos="2880"/>
+        </w:tabs>
+        <w:ind w:left="2880" w:hanging="360"/>
+      </w:pPr>
+      <w:rPr>
+        <w:rFonts w:ascii="Wingdings" w:hAnsi="Wingdings" w:hint="default"/>
+        <w:sz w:val="20"/>
+      </w:rPr>
+    </w:lvl>
+    <w:lvl w:ilvl="4" w:tentative="1">
+      <w:start w:val="1"/>
+      <w:numFmt w:val="bullet"/>
+      <w:lvlText w:val=""/>
+      <w:lvlJc w:val="left"/>
+      <w:pPr>
+        <w:tabs>
+          <w:tab w:val="num" w:pos="3600"/>
+        </w:tabs>
+        <w:ind w:left="3600" w:hanging="360"/>
+      </w:pPr>
+      <w:rPr>
+        <w:rFonts w:ascii="Wingdings" w:hAnsi="Wingdings" w:hint="default"/>
+        <w:sz w:val="20"/>
+      </w:rPr>
+    </w:lvl>
+    <w:lvl w:ilvl="5" w:tentative="1">
+      <w:start w:val="1"/>
+      <w:numFmt w:val="bullet"/>
+      <w:lvlText w:val=""/>
+      <w:lvlJc w:val="left"/>
+      <w:pPr>
+        <w:tabs>
+          <w:tab w:val="num" w:pos="4320"/>
+        </w:tabs>
+        <w:ind w:left="4320" w:hanging="360"/>
+      </w:pPr>
+      <w:rPr>
+        <w:rFonts w:ascii="Wingdings" w:hAnsi="Wingdings" w:hint="default"/>
+        <w:sz w:val="20"/>
+      </w:rPr>
+    </w:lvl>
+    <w:lvl w:ilvl="6" w:tentative="1">
+      <w:start w:val="1"/>
+      <w:numFmt w:val="bullet"/>
+      <w:lvlText w:val=""/>
+      <w:lvlJc w:val="left"/>
+      <w:pPr>
+        <w:tabs>
+          <w:tab w:val="num" w:pos="5040"/>
+        </w:tabs>
+        <w:ind w:left="5040" w:hanging="360"/>
+      </w:pPr>
+      <w:rPr>
+        <w:rFonts w:ascii="Wingdings" w:hAnsi="Wingdings" w:hint="default"/>
+        <w:sz w:val="20"/>
+      </w:rPr>
+    </w:lvl>
+    <w:lvl w:ilvl="7" w:tentative="1">
+      <w:start w:val="1"/>
+      <w:numFmt w:val="bullet"/>
+      <w:lvlText w:val=""/>
+      <w:lvlJc w:val="left"/>
+      <w:pPr>
+        <w:tabs>
+          <w:tab w:val="num" w:pos="5760"/>
+        </w:tabs>
+        <w:ind w:left="5760" w:hanging="360"/>
+      </w:pPr>
+      <w:rPr>
+        <w:rFonts w:ascii="Wingdings" w:hAnsi="Wingdings" w:hint="default"/>
+        <w:sz w:val="20"/>
+      </w:rPr>
+    </w:lvl>
+    <w:lvl w:ilvl="8" w:tentative="1">
+      <w:start w:val="1"/>
+      <w:numFmt w:val="bullet"/>
+      <w:lvlText w:val=""/>
+      <w:lvlJc w:val="left"/>
+      <w:pPr>
+        <w:tabs>
+          <w:tab w:val="num" w:pos="6480"/>
+        </w:tabs>
+        <w:ind w:left="6480" w:hanging="360"/>
+      </w:pPr>
+      <w:rPr>
+        <w:rFonts w:ascii="Wingdings" w:hAnsi="Wingdings" w:hint="default"/>
+        <w:sz w:val="20"/>
+      </w:rPr>
+    </w:lvl>
+  </w:abstractNum>
+  <w:abstractNum w:abstractNumId="5" w15:restartNumberingAfterBreak="0">
+    <w:nsid w:val="63561321"/>
+    <w:multiLevelType w:val="multilevel"/>
+    <w:tmpl w:val="21C00EF8"/>
+    <w:lvl w:ilvl="0">
+      <w:start w:val="1"/>
+      <w:numFmt w:val="decimal"/>
+      <w:lvlText w:val="%1."/>
+      <w:lvlJc w:val="left"/>
+      <w:pPr>
+        <w:tabs>
+          <w:tab w:val="num" w:pos="720"/>
+        </w:tabs>
+        <w:ind w:left="720" w:hanging="360"/>
+      </w:pPr>
+    </w:lvl>
+    <w:lvl w:ilvl="1" w:tentative="1">
+      <w:start w:val="1"/>
+      <w:numFmt w:val="decimal"/>
+      <w:lvlText w:val="%2."/>
+      <w:lvlJc w:val="left"/>
+      <w:pPr>
+        <w:tabs>
+          <w:tab w:val="num" w:pos="1440"/>
+        </w:tabs>
+        <w:ind w:left="1440" w:hanging="360"/>
+      </w:pPr>
+    </w:lvl>
+    <w:lvl w:ilvl="2" w:tentative="1">
+      <w:start w:val="1"/>
+      <w:numFmt w:val="decimal"/>
+      <w:lvlText w:val="%3."/>
+      <w:lvlJc w:val="left"/>
+      <w:pPr>
+        <w:tabs>
+          <w:tab w:val="num" w:pos="2160"/>
+        </w:tabs>
+        <w:ind w:left="2160" w:hanging="360"/>
+      </w:pPr>
+    </w:lvl>
+    <w:lvl w:ilvl="3" w:tentative="1">
+      <w:start w:val="1"/>
+      <w:numFmt w:val="decimal"/>
+      <w:lvlText w:val="%4."/>
+      <w:lvlJc w:val="left"/>
+      <w:pPr>
+        <w:tabs>
+          <w:tab w:val="num" w:pos="2880"/>
+        </w:tabs>
+        <w:ind w:left="2880" w:hanging="360"/>
+      </w:pPr>
+    </w:lvl>
+    <w:lvl w:ilvl="4" w:tentative="1">
+      <w:start w:val="1"/>
+      <w:numFmt w:val="decimal"/>
+      <w:lvlText w:val="%5."/>
+      <w:lvlJc w:val="left"/>
+      <w:pPr>
+        <w:tabs>
+          <w:tab w:val="num" w:pos="3600"/>
+        </w:tabs>
+        <w:ind w:left="3600" w:hanging="360"/>
+      </w:pPr>
+    </w:lvl>
+    <w:lvl w:ilvl="5" w:tentative="1">
+      <w:start w:val="1"/>
+      <w:numFmt w:val="decimal"/>
+      <w:lvlText w:val="%6."/>
+      <w:lvlJc w:val="left"/>
+      <w:pPr>
+        <w:tabs>
+          <w:tab w:val="num" w:pos="4320"/>
+        </w:tabs>
+        <w:ind w:left="4320" w:hanging="360"/>
+      </w:pPr>
+    </w:lvl>
+    <w:lvl w:ilvl="6" w:tentative="1">
+      <w:start w:val="1"/>
+      <w:numFmt w:val="decimal"/>
+      <w:lvlText w:val="%7."/>
+      <w:lvlJc w:val="left"/>
+      <w:pPr>
+        <w:tabs>
+          <w:tab w:val="num" w:pos="5040"/>
+        </w:tabs>
+        <w:ind w:left="5040" w:hanging="360"/>
+      </w:pPr>
+    </w:lvl>
+    <w:lvl w:ilvl="7" w:tentative="1">
+      <w:start w:val="1"/>
+      <w:numFmt w:val="decimal"/>
+      <w:lvlText w:val="%8."/>
+      <w:lvlJc w:val="left"/>
+      <w:pPr>
+        <w:tabs>
+          <w:tab w:val="num" w:pos="5760"/>
+        </w:tabs>
+        <w:ind w:left="5760" w:hanging="360"/>
+      </w:pPr>
+    </w:lvl>
+    <w:lvl w:ilvl="8" w:tentative="1">
+      <w:start w:val="1"/>
+      <w:numFmt w:val="decimal"/>
+      <w:lvlText w:val="%9."/>
+      <w:lvlJc w:val="left"/>
+      <w:pPr>
+        <w:tabs>
+          <w:tab w:val="num" w:pos="6480"/>
+        </w:tabs>
+        <w:ind w:left="6480" w:hanging="360"/>
+      </w:pPr>
+    </w:lvl>
+  </w:abstractNum>
+  <w:abstractNum w:abstractNumId="6" w15:restartNumberingAfterBreak="0">
+    <w:nsid w:val="6BC0754D"/>
+    <w:multiLevelType w:val="multilevel"/>
+    <w:tmpl w:val="CB5ADC98"/>
+    <w:lvl w:ilvl="0">
+      <w:start w:val="1"/>
+      <w:numFmt w:val="bullet"/>
+      <w:lvlText w:val=""/>
+      <w:lvlJc w:val="left"/>
+      <w:pPr>
+        <w:tabs>
+          <w:tab w:val="num" w:pos="720"/>
+        </w:tabs>
+        <w:ind w:left="720" w:hanging="360"/>
+      </w:pPr>
+      <w:rPr>
+        <w:rFonts w:ascii="Symbol" w:hAnsi="Symbol" w:hint="default"/>
+        <w:sz w:val="20"/>
+      </w:rPr>
+    </w:lvl>
+    <w:lvl w:ilvl="1" w:tentative="1">
+      <w:start w:val="1"/>
+      <w:numFmt w:val="bullet"/>
+      <w:lvlText w:val="o"/>
+      <w:lvlJc w:val="left"/>
+      <w:pPr>
+        <w:tabs>
+          <w:tab w:val="num" w:pos="1440"/>
+        </w:tabs>
+        <w:ind w:left="1440" w:hanging="360"/>
+      </w:pPr>
+      <w:rPr>
+        <w:rFonts w:ascii="Courier New" w:hAnsi="Courier New" w:hint="default"/>
+        <w:sz w:val="20"/>
+      </w:rPr>
+    </w:lvl>
+    <w:lvl w:ilvl="2" w:tentative="1">
+      <w:start w:val="1"/>
+      <w:numFmt w:val="bullet"/>
+      <w:lvlText w:val=""/>
+      <w:lvlJc w:val="left"/>
+      <w:pPr>
+        <w:tabs>
+          <w:tab w:val="num" w:pos="2160"/>
+        </w:tabs>
+        <w:ind w:left="2160" w:hanging="360"/>
+      </w:pPr>
+      <w:rPr>
+        <w:rFonts w:ascii="Wingdings" w:hAnsi="Wingdings" w:hint="default"/>
+        <w:sz w:val="20"/>
+      </w:rPr>
+    </w:lvl>
+    <w:lvl w:ilvl="3" w:tentative="1">
+      <w:start w:val="1"/>
+      <w:numFmt w:val="bullet"/>
+      <w:lvlText w:val=""/>
+      <w:lvlJc w:val="left"/>
+      <w:pPr>
+        <w:tabs>
+          <w:tab w:val="num" w:pos="2880"/>
+        </w:tabs>
+        <w:ind w:left="2880" w:hanging="360"/>
+      </w:pPr>
+      <w:rPr>
+        <w:rFonts w:ascii="Wingdings" w:hAnsi="Wingdings" w:hint="default"/>
+        <w:sz w:val="20"/>
+      </w:rPr>
+    </w:lvl>
+    <w:lvl w:ilvl="4" w:tentative="1">
+      <w:start w:val="1"/>
+      <w:numFmt w:val="bullet"/>
+      <w:lvlText w:val=""/>
+      <w:lvlJc w:val="left"/>
+      <w:pPr>
+        <w:tabs>
+          <w:tab w:val="num" w:pos="3600"/>
+        </w:tabs>
+        <w:ind w:left="3600" w:hanging="360"/>
+      </w:pPr>
+      <w:rPr>
+        <w:rFonts w:ascii="Wingdings" w:hAnsi="Wingdings" w:hint="default"/>
+        <w:sz w:val="20"/>
+      </w:rPr>
+    </w:lvl>
+    <w:lvl w:ilvl="5" w:tentative="1">
+      <w:start w:val="1"/>
+      <w:numFmt w:val="bullet"/>
+      <w:lvlText w:val=""/>
+      <w:lvlJc w:val="left"/>
+      <w:pPr>
+        <w:tabs>
+          <w:tab w:val="num" w:pos="4320"/>
+        </w:tabs>
+        <w:ind w:left="4320" w:hanging="360"/>
+      </w:pPr>
+      <w:rPr>
+        <w:rFonts w:ascii="Wingdings" w:hAnsi="Wingdings" w:hint="default"/>
+        <w:sz w:val="20"/>
+      </w:rPr>
+    </w:lvl>
+    <w:lvl w:ilvl="6" w:tentative="1">
+      <w:start w:val="1"/>
+      <w:numFmt w:val="bullet"/>
+      <w:lvlText w:val=""/>
+      <w:lvlJc w:val="left"/>
+      <w:pPr>
+        <w:tabs>
+          <w:tab w:val="num" w:pos="5040"/>
+        </w:tabs>
+        <w:ind w:left="5040" w:hanging="360"/>
+      </w:pPr>
+      <w:rPr>
+        <w:rFonts w:ascii="Wingdings" w:hAnsi="Wingdings" w:hint="default"/>
+        <w:sz w:val="20"/>
+      </w:rPr>
+    </w:lvl>
+    <w:lvl w:ilvl="7" w:tentative="1">
+      <w:start w:val="1"/>
+      <w:numFmt w:val="bullet"/>
+      <w:lvlText w:val=""/>
+      <w:lvlJc w:val="left"/>
+      <w:pPr>
+        <w:tabs>
+          <w:tab w:val="num" w:pos="5760"/>
+        </w:tabs>
+        <w:ind w:left="5760" w:hanging="360"/>
+      </w:pPr>
+      <w:rPr>
+        <w:rFonts w:ascii="Wingdings" w:hAnsi="Wingdings" w:hint="default"/>
+        <w:sz w:val="20"/>
+      </w:rPr>
+    </w:lvl>
+    <w:lvl w:ilvl="8" w:tentative="1">
+      <w:start w:val="1"/>
+      <w:numFmt w:val="bullet"/>
+      <w:lvlText w:val=""/>
+      <w:lvlJc w:val="left"/>
+      <w:pPr>
+        <w:tabs>
+          <w:tab w:val="num" w:pos="6480"/>
+        </w:tabs>
+        <w:ind w:left="6480" w:hanging="360"/>
+      </w:pPr>
+      <w:rPr>
+        <w:rFonts w:ascii="Wingdings" w:hAnsi="Wingdings" w:hint="default"/>
+        <w:sz w:val="20"/>
+      </w:rPr>
+    </w:lvl>
+  </w:abstractNum>
+  <w:abstractNum w:abstractNumId="7" w15:restartNumberingAfterBreak="0">
+    <w:nsid w:val="7BE60966"/>
+    <w:multiLevelType w:val="multilevel"/>
+    <w:tmpl w:val="69B60262"/>
+    <w:lvl w:ilvl="0">
+      <w:start w:val="1"/>
+      <w:numFmt w:val="bullet"/>
+      <w:lvlText w:val=""/>
+      <w:lvlJc w:val="left"/>
+      <w:pPr>
+        <w:tabs>
+          <w:tab w:val="num" w:pos="720"/>
+        </w:tabs>
+        <w:ind w:left="720" w:hanging="360"/>
+      </w:pPr>
+      <w:rPr>
+        <w:rFonts w:ascii="Symbol" w:hAnsi="Symbol" w:hint="default"/>
+        <w:sz w:val="20"/>
+      </w:rPr>
+    </w:lvl>
+    <w:lvl w:ilvl="1" w:tentative="1">
+      <w:start w:val="1"/>
+      <w:numFmt w:val="bullet"/>
+      <w:lvlText w:val="o"/>
+      <w:lvlJc w:val="left"/>
+      <w:pPr>
+        <w:tabs>
+          <w:tab w:val="num" w:pos="1440"/>
+        </w:tabs>
+        <w:ind w:left="1440" w:hanging="360"/>
+      </w:pPr>
+      <w:rPr>
+        <w:rFonts w:ascii="Courier New" w:hAnsi="Courier New" w:hint="default"/>
+        <w:sz w:val="20"/>
+      </w:rPr>
+    </w:lvl>
+    <w:lvl w:ilvl="2" w:tentative="1">
+      <w:start w:val="1"/>
+      <w:numFmt w:val="bullet"/>
+      <w:lvlText w:val=""/>
+      <w:lvlJc w:val="left"/>
+      <w:pPr>
+        <w:tabs>
+          <w:tab w:val="num" w:pos="2160"/>
+        </w:tabs>
+        <w:ind w:left="2160" w:hanging="360"/>
+      </w:pPr>
+      <w:rPr>
+        <w:rFonts w:ascii="Wingdings" w:hAnsi="Wingdings" w:hint="default"/>
+        <w:sz w:val="20"/>
+      </w:rPr>
+    </w:lvl>
+    <w:lvl w:ilvl="3" w:tentative="1">
+      <w:start w:val="1"/>
+      <w:numFmt w:val="bullet"/>
+      <w:lvlText w:val=""/>
+      <w:lvlJc w:val="left"/>
+      <w:pPr>
+        <w:tabs>
+          <w:tab w:val="num" w:pos="2880"/>
+        </w:tabs>
+        <w:ind w:left="2880" w:hanging="360"/>
+      </w:pPr>
+      <w:rPr>
+        <w:rFonts w:ascii="Wingdings" w:hAnsi="Wingdings" w:hint="default"/>
+        <w:sz w:val="20"/>
+      </w:rPr>
+    </w:lvl>
+    <w:lvl w:ilvl="4" w:tentative="1">
+      <w:start w:val="1"/>
+      <w:numFmt w:val="bullet"/>
+      <w:lvlText w:val=""/>
+      <w:lvlJc w:val="left"/>
+      <w:pPr>
+        <w:tabs>
+          <w:tab w:val="num" w:pos="3600"/>
+        </w:tabs>
+        <w:ind w:left="3600" w:hanging="360"/>
+      </w:pPr>
+      <w:rPr>
+        <w:rFonts w:ascii="Wingdings" w:hAnsi="Wingdings" w:hint="default"/>
+        <w:sz w:val="20"/>
+      </w:rPr>
+    </w:lvl>
+    <w:lvl w:ilvl="5" w:tentative="1">
+      <w:start w:val="1"/>
+      <w:numFmt w:val="bullet"/>
+      <w:lvlText w:val=""/>
+      <w:lvlJc w:val="left"/>
+      <w:pPr>
+        <w:tabs>
+          <w:tab w:val="num" w:pos="4320"/>
+        </w:tabs>
+        <w:ind w:left="4320" w:hanging="360"/>
+      </w:pPr>
+      <w:rPr>
+        <w:rFonts w:ascii="Wingdings" w:hAnsi="Wingdings" w:hint="default"/>
+        <w:sz w:val="20"/>
+      </w:rPr>
+    </w:lvl>
+    <w:lvl w:ilvl="6" w:tentative="1">
+      <w:start w:val="1"/>
+      <w:numFmt w:val="bullet"/>
+      <w:lvlText w:val=""/>
+      <w:lvlJc w:val="left"/>
+      <w:pPr>
+        <w:tabs>
+          <w:tab w:val="num" w:pos="5040"/>
+        </w:tabs>
+        <w:ind w:left="5040" w:hanging="360"/>
+      </w:pPr>
+      <w:rPr>
+        <w:rFonts w:ascii="Wingdings" w:hAnsi="Wingdings" w:hint="default"/>
+        <w:sz w:val="20"/>
+      </w:rPr>
+    </w:lvl>
+    <w:lvl w:ilvl="7" w:tentative="1">
+      <w:start w:val="1"/>
+      <w:numFmt w:val="bullet"/>
+      <w:lvlText w:val=""/>
+      <w:lvlJc w:val="left"/>
+      <w:pPr>
+        <w:tabs>
+          <w:tab w:val="num" w:pos="5760"/>
+        </w:tabs>
+        <w:ind w:left="5760" w:hanging="360"/>
+      </w:pPr>
+      <w:rPr>
+        <w:rFonts w:ascii="Wingdings" w:hAnsi="Wingdings" w:hint="default"/>
+        <w:sz w:val="20"/>
+      </w:rPr>
+    </w:lvl>
+    <w:lvl w:ilvl="8" w:tentative="1">
+      <w:start w:val="1"/>
+      <w:numFmt w:val="bullet"/>
+      <w:lvlText w:val=""/>
+      <w:lvlJc w:val="left"/>
+      <w:pPr>
+        <w:tabs>
+          <w:tab w:val="num" w:pos="6480"/>
+        </w:tabs>
+        <w:ind w:left="6480" w:hanging="360"/>
+      </w:pPr>
+      <w:rPr>
+        <w:rFonts w:ascii="Wingdings" w:hAnsi="Wingdings" w:hint="default"/>
+        <w:sz w:val="20"/>
+      </w:rPr>
+    </w:lvl>
+  </w:abstractNum>
   <w:num w:numId="1" w16cid:durableId="1394039007">
+    <w:abstractNumId w:val="1"/>
+  </w:num>
+  <w:num w:numId="2" w16cid:durableId="1035157613">
+    <w:abstractNumId w:val="5"/>
+  </w:num>
+  <w:num w:numId="3" w16cid:durableId="1586259707">
+    <w:abstractNumId w:val="7"/>
+  </w:num>
+  <w:num w:numId="4" w16cid:durableId="528569016">
+    <w:abstractNumId w:val="6"/>
+  </w:num>
+  <w:num w:numId="5" w16cid:durableId="2005010769">
     <w:abstractNumId w:val="0"/>
+  </w:num>
+  <w:num w:numId="6" w16cid:durableId="1497456158">
+    <w:abstractNumId w:val="2"/>
+  </w:num>
+  <w:num w:numId="7" w16cid:durableId="1633093298">
+    <w:abstractNumId w:val="4"/>
+  </w:num>
+  <w:num w:numId="8" w16cid:durableId="112597521">
+    <w:abstractNumId w:val="3"/>
   </w:num>
 </w:numbering>
 </file>
@@ -750,7 +5072,6 @@
   <w:style w:type="character" w:default="1" w:styleId="DefaultParagraphFont">
     <w:name w:val="Default Paragraph Font"/>
     <w:uiPriority w:val="1"/>
-    <w:semiHidden/>
     <w:unhideWhenUsed/>
   </w:style>
   <w:style w:type="table" w:default="1" w:styleId="TableNormal">
@@ -1062,6 +5383,29 @@
       <w:smallCaps/>
       <w:color w:val="0F4761" w:themeColor="accent1" w:themeShade="BF"/>
       <w:spacing w:val="5"/>
+    </w:rPr>
+  </w:style>
+  <w:style w:type="character" w:styleId="Hyperlink">
+    <w:name w:val="Hyperlink"/>
+    <w:basedOn w:val="DefaultParagraphFont"/>
+    <w:uiPriority w:val="99"/>
+    <w:unhideWhenUsed/>
+    <w:rsid w:val="004F6197"/>
+    <w:rPr>
+      <w:color w:val="467886" w:themeColor="hyperlink"/>
+      <w:u w:val="single"/>
+    </w:rPr>
+  </w:style>
+  <w:style w:type="character" w:styleId="UnresolvedMention">
+    <w:name w:val="Unresolved Mention"/>
+    <w:basedOn w:val="DefaultParagraphFont"/>
+    <w:uiPriority w:val="99"/>
+    <w:semiHidden/>
+    <w:unhideWhenUsed/>
+    <w:rsid w:val="004F6197"/>
+    <w:rPr>
+      <w:color w:val="605E5C"/>
+      <w:shd w:val="clear" w:color="auto" w:fill="E1DFDD"/>
     </w:rPr>
   </w:style>
 </w:styles>
